--- a/Documentazione/PROMPT/DOCUMENTO DI CONTINUITA Progetto Importazione De Angeli.docx
+++ b/Documentazione/PROMPT/DOCUMENTO DI CONTINUITA Progetto Importazione De Angeli.docx
@@ -2,6 +2,1321 @@
 <file path=word/document.xml><?xml version="1.0" encoding="utf-8"?>
 <w:document xmlns:wpc="http://schemas.microsoft.com/office/word/2010/wordprocessingCanvas" xmlns:cx="http://schemas.microsoft.com/office/drawing/2014/chartex" xmlns:cx1="http://schemas.microsoft.com/office/drawing/2015/9/8/chartex" xmlns:mc="http://schemas.openxmlformats.org/markup-compatibility/2006" xmlns:o="urn:schemas-microsoft-com:office:office" xmlns:r="http://schemas.openxmlformats.org/officeDocument/2006/relationships" xmlns:m="http://schemas.openxmlformats.org/officeDocument/2006/math" xmlns:v="urn:schemas-microsoft-com:vml" xmlns:wp14="http://schemas.microsoft.com/office/word/2010/wordprocessingDrawing" xmlns:wp="http://schemas.openxmlformats.org/drawingml/2006/wordprocessingDrawing" xmlns:w10="urn:schemas-microsoft-com:office:word" xmlns:w="http://schemas.openxmlformats.org/wordprocessingml/2006/main" xmlns:w14="http://schemas.microsoft.com/office/word/2010/wordml" xmlns:w15="http://schemas.microsoft.com/office/word/2012/wordml" xmlns:w16se="http://schemas.microsoft.com/office/word/2015/wordml/symex" xmlns:wpg="http://schemas.microsoft.com/office/word/2010/wordprocessingGroup" xmlns:wpi="http://schemas.microsoft.com/office/word/2010/wordprocessingInk" xmlns:wne="http://schemas.microsoft.com/office/word/2006/wordml" xmlns:wps="http://schemas.microsoft.com/office/word/2010/wordprocessingShape" mc:Ignorable="w14 w15 w16se wp14">
   <w:body>
+    <w:p>
+      <w:pPr>
+        <w:spacing w:before="100" w:beforeAutospacing="1" w:after="100" w:afterAutospacing="1" w:line="240" w:lineRule="auto"/>
+        <w:rPr>
+          <w:rFonts w:ascii="Times New Roman" w:eastAsia="Times New Roman" w:hAnsi="Times New Roman" w:cs="Times New Roman"/>
+          <w:b/>
+          <w:bCs/>
+          <w:sz w:val="24"/>
+          <w:szCs w:val="24"/>
+          <w:lang w:eastAsia="it-IT"/>
+        </w:rPr>
+      </w:pPr>
+      <w:bookmarkStart w:id="0" w:name="_GoBack"/>
+      <w:proofErr w:type="spellStart"/>
+      <w:r>
+        <w:rPr>
+          <w:rFonts w:ascii="Times New Roman" w:eastAsia="Times New Roman" w:hAnsi="Times New Roman" w:cs="Times New Roman"/>
+          <w:b/>
+          <w:bCs/>
+          <w:sz w:val="24"/>
+          <w:szCs w:val="24"/>
+          <w:lang w:eastAsia="it-IT"/>
+        </w:rPr>
+        <w:t>Prompt</w:t>
+      </w:r>
+      <w:proofErr w:type="spellEnd"/>
+      <w:r>
+        <w:rPr>
+          <w:rFonts w:ascii="Times New Roman" w:eastAsia="Times New Roman" w:hAnsi="Times New Roman" w:cs="Times New Roman"/>
+          <w:b/>
+          <w:bCs/>
+          <w:sz w:val="24"/>
+          <w:szCs w:val="24"/>
+          <w:lang w:eastAsia="it-IT"/>
+        </w:rPr>
+        <w:t xml:space="preserve"> ottimizzato:</w:t>
+      </w:r>
+    </w:p>
+    <w:p>
+      <w:pPr>
+        <w:spacing w:before="100" w:beforeAutospacing="1" w:after="100" w:afterAutospacing="1" w:line="240" w:lineRule="auto"/>
+        <w:rPr>
+          <w:rFonts w:ascii="Times New Roman" w:eastAsia="Times New Roman" w:hAnsi="Times New Roman" w:cs="Times New Roman"/>
+          <w:b/>
+          <w:bCs/>
+          <w:sz w:val="24"/>
+          <w:szCs w:val="24"/>
+          <w:lang w:eastAsia="it-IT"/>
+        </w:rPr>
+      </w:pPr>
+      <w:r>
+        <w:rPr>
+          <w:rFonts w:ascii="Times New Roman" w:eastAsia="Times New Roman" w:hAnsi="Times New Roman" w:cs="Times New Roman"/>
+          <w:b/>
+          <w:bCs/>
+          <w:sz w:val="24"/>
+          <w:szCs w:val="24"/>
+          <w:lang w:eastAsia="it-IT"/>
+        </w:rPr>
+        <w:t>[MANDATARIO MODELLO] =</w:t>
+      </w:r>
+      <w:r>
+        <w:rPr>
+          <w:rFonts w:ascii="Times New Roman" w:eastAsia="Times New Roman" w:hAnsi="Times New Roman" w:cs="Times New Roman"/>
+          <w:b/>
+          <w:bCs/>
+          <w:sz w:val="24"/>
+          <w:szCs w:val="24"/>
+          <w:lang w:eastAsia="it-IT"/>
+        </w:rPr>
+        <w:t xml:space="preserve"> Cobral</w:t>
+      </w:r>
+    </w:p>
+    <w:p>
+      <w:pPr>
+        <w:spacing w:before="100" w:beforeAutospacing="1" w:after="100" w:afterAutospacing="1" w:line="240" w:lineRule="auto"/>
+        <w:rPr>
+          <w:rFonts w:ascii="Times New Roman" w:eastAsia="Times New Roman" w:hAnsi="Times New Roman" w:cs="Times New Roman"/>
+          <w:sz w:val="24"/>
+          <w:szCs w:val="24"/>
+          <w:lang w:eastAsia="it-IT"/>
+        </w:rPr>
+      </w:pPr>
+      <w:r>
+        <w:rPr>
+          <w:rFonts w:ascii="Times New Roman" w:eastAsia="Times New Roman" w:hAnsi="Times New Roman" w:cs="Times New Roman"/>
+          <w:b/>
+          <w:bCs/>
+          <w:sz w:val="24"/>
+          <w:szCs w:val="24"/>
+          <w:lang w:eastAsia="it-IT"/>
+        </w:rPr>
+        <w:t>[MANDATARIO DA GESTIRE] =</w:t>
+      </w:r>
+      <w:r>
+        <w:rPr>
+          <w:rFonts w:ascii="Times New Roman" w:eastAsia="Times New Roman" w:hAnsi="Times New Roman" w:cs="Times New Roman"/>
+          <w:b/>
+          <w:bCs/>
+          <w:sz w:val="24"/>
+          <w:szCs w:val="24"/>
+          <w:lang w:eastAsia="it-IT"/>
+        </w:rPr>
+        <w:t xml:space="preserve"> ELEKTRAWIRE</w:t>
+      </w:r>
+    </w:p>
+    <w:p>
+      <w:pPr>
+        <w:spacing w:before="100" w:beforeAutospacing="1" w:after="100" w:afterAutospacing="1" w:line="240" w:lineRule="auto"/>
+        <w:rPr>
+          <w:rFonts w:ascii="Times New Roman" w:eastAsia="Times New Roman" w:hAnsi="Times New Roman" w:cs="Times New Roman"/>
+          <w:sz w:val="24"/>
+          <w:szCs w:val="24"/>
+          <w:lang w:eastAsia="it-IT"/>
+        </w:rPr>
+      </w:pPr>
+    </w:p>
+    <w:p>
+      <w:pPr>
+        <w:spacing w:beforeAutospacing="1" w:after="100" w:afterAutospacing="1" w:line="240" w:lineRule="auto"/>
+        <w:rPr>
+          <w:rFonts w:ascii="Times New Roman" w:eastAsia="Times New Roman" w:hAnsi="Times New Roman" w:cs="Times New Roman"/>
+          <w:sz w:val="24"/>
+          <w:szCs w:val="24"/>
+          <w:lang w:eastAsia="it-IT"/>
+        </w:rPr>
+      </w:pPr>
+      <w:r>
+        <w:rPr>
+          <w:rFonts w:ascii="Times New Roman" w:eastAsia="Times New Roman" w:hAnsi="Times New Roman" w:cs="Times New Roman"/>
+          <w:sz w:val="24"/>
+          <w:szCs w:val="24"/>
+          <w:lang w:eastAsia="it-IT"/>
+        </w:rPr>
+        <w:t xml:space="preserve">Memorizza e utilizza come riferimento i documenti e il codice già sviluppati in precedenza (in particolare quelli relativi al mandatario </w:t>
+      </w:r>
+      <w:r>
+        <w:rPr>
+          <w:rFonts w:ascii="Times New Roman" w:eastAsia="Times New Roman" w:hAnsi="Times New Roman" w:cs="Times New Roman"/>
+          <w:b/>
+          <w:bCs/>
+          <w:sz w:val="24"/>
+          <w:szCs w:val="24"/>
+          <w:lang w:eastAsia="it-IT"/>
+        </w:rPr>
+        <w:t>[MANDATARIO MODELLO]</w:t>
+      </w:r>
+      <w:r>
+        <w:rPr>
+          <w:rFonts w:ascii="Times New Roman" w:eastAsia="Times New Roman" w:hAnsi="Times New Roman" w:cs="Times New Roman"/>
+          <w:sz w:val="24"/>
+          <w:szCs w:val="24"/>
+          <w:lang w:eastAsia="it-IT"/>
+        </w:rPr>
+        <w:t>).</w:t>
+      </w:r>
+    </w:p>
+    <w:p>
+      <w:pPr>
+        <w:spacing w:before="100" w:beforeAutospacing="1" w:after="100" w:afterAutospacing="1" w:line="240" w:lineRule="auto"/>
+        <w:outlineLvl w:val="2"/>
+        <w:rPr>
+          <w:rFonts w:ascii="Times New Roman" w:eastAsia="Times New Roman" w:hAnsi="Times New Roman" w:cs="Times New Roman"/>
+          <w:b/>
+          <w:bCs/>
+          <w:sz w:val="27"/>
+          <w:szCs w:val="27"/>
+          <w:lang w:eastAsia="it-IT"/>
+        </w:rPr>
+      </w:pPr>
+      <w:r>
+        <w:rPr>
+          <w:rFonts w:ascii="Times New Roman" w:eastAsia="Times New Roman" w:hAnsi="Times New Roman" w:cs="Times New Roman"/>
+          <w:b/>
+          <w:bCs/>
+          <w:sz w:val="27"/>
+          <w:szCs w:val="27"/>
+          <w:lang w:eastAsia="it-IT"/>
+        </w:rPr>
+        <w:t>Obiettivo</w:t>
+      </w:r>
+    </w:p>
+    <w:p>
+      <w:pPr>
+        <w:spacing w:before="100" w:beforeAutospacing="1" w:after="100" w:afterAutospacing="1" w:line="240" w:lineRule="auto"/>
+        <w:rPr>
+          <w:rFonts w:ascii="Times New Roman" w:eastAsia="Times New Roman" w:hAnsi="Times New Roman" w:cs="Times New Roman"/>
+          <w:sz w:val="24"/>
+          <w:szCs w:val="24"/>
+          <w:lang w:eastAsia="it-IT"/>
+        </w:rPr>
+      </w:pPr>
+      <w:r>
+        <w:rPr>
+          <w:rFonts w:ascii="Times New Roman" w:eastAsia="Times New Roman" w:hAnsi="Times New Roman" w:cs="Times New Roman"/>
+          <w:sz w:val="24"/>
+          <w:szCs w:val="24"/>
+          <w:lang w:eastAsia="it-IT"/>
+        </w:rPr>
+        <w:t xml:space="preserve">Replicare la struttura e la logica implementata per il mandatario </w:t>
+      </w:r>
+      <w:r>
+        <w:rPr>
+          <w:rFonts w:ascii="Times New Roman" w:eastAsia="Times New Roman" w:hAnsi="Times New Roman" w:cs="Times New Roman"/>
+          <w:b/>
+          <w:bCs/>
+          <w:sz w:val="24"/>
+          <w:szCs w:val="24"/>
+          <w:lang w:eastAsia="it-IT"/>
+        </w:rPr>
+        <w:t>[MANDATARIO MODELLO]</w:t>
+      </w:r>
+      <w:r>
+        <w:rPr>
+          <w:rFonts w:ascii="Times New Roman" w:eastAsia="Times New Roman" w:hAnsi="Times New Roman" w:cs="Times New Roman"/>
+          <w:sz w:val="24"/>
+          <w:szCs w:val="24"/>
+          <w:lang w:eastAsia="it-IT"/>
+        </w:rPr>
+        <w:t xml:space="preserve">, adattandola al mandatario </w:t>
+      </w:r>
+      <w:r>
+        <w:rPr>
+          <w:rFonts w:ascii="Times New Roman" w:eastAsia="Times New Roman" w:hAnsi="Times New Roman" w:cs="Times New Roman"/>
+          <w:b/>
+          <w:bCs/>
+          <w:sz w:val="24"/>
+          <w:szCs w:val="24"/>
+          <w:lang w:eastAsia="it-IT"/>
+        </w:rPr>
+        <w:t>[MANDATARIO DA GESTIRE]</w:t>
+      </w:r>
+      <w:r>
+        <w:rPr>
+          <w:rFonts w:ascii="Times New Roman" w:eastAsia="Times New Roman" w:hAnsi="Times New Roman" w:cs="Times New Roman"/>
+          <w:sz w:val="24"/>
+          <w:szCs w:val="24"/>
+          <w:lang w:eastAsia="it-IT"/>
+        </w:rPr>
+        <w:t>.</w:t>
+      </w:r>
+    </w:p>
+    <w:p>
+      <w:pPr>
+        <w:spacing w:before="100" w:beforeAutospacing="1" w:after="100" w:afterAutospacing="1" w:line="240" w:lineRule="auto"/>
+        <w:rPr>
+          <w:rFonts w:ascii="Times New Roman" w:eastAsia="Times New Roman" w:hAnsi="Times New Roman" w:cs="Times New Roman"/>
+          <w:sz w:val="24"/>
+          <w:szCs w:val="24"/>
+          <w:lang w:eastAsia="it-IT"/>
+        </w:rPr>
+      </w:pPr>
+      <w:r>
+        <w:rPr>
+          <w:rFonts w:ascii="Segoe UI Symbol" w:eastAsia="Times New Roman" w:hAnsi="Segoe UI Symbol" w:cs="Segoe UI Symbol"/>
+          <w:sz w:val="24"/>
+          <w:szCs w:val="24"/>
+          <w:lang w:eastAsia="it-IT"/>
+        </w:rPr>
+        <w:t>⚠️</w:t>
+      </w:r>
+      <w:r>
+        <w:rPr>
+          <w:rFonts w:ascii="Times New Roman" w:eastAsia="Times New Roman" w:hAnsi="Times New Roman" w:cs="Times New Roman"/>
+          <w:sz w:val="24"/>
+          <w:szCs w:val="24"/>
+          <w:lang w:eastAsia="it-IT"/>
+        </w:rPr>
+        <w:t xml:space="preserve"> Nota:</w:t>
+      </w:r>
+      <w:r>
+        <w:rPr>
+          <w:rFonts w:ascii="Times New Roman" w:eastAsia="Times New Roman" w:hAnsi="Times New Roman" w:cs="Times New Roman"/>
+          <w:sz w:val="24"/>
+          <w:szCs w:val="24"/>
+          <w:lang w:eastAsia="it-IT"/>
+        </w:rPr>
+        <w:br/>
+        <w:t>I due mandatari presentano differenze sia nella struttura delle colonne sia nelle regole di calcolo.</w:t>
+      </w:r>
+      <w:r>
+        <w:rPr>
+          <w:rFonts w:ascii="Times New Roman" w:eastAsia="Times New Roman" w:hAnsi="Times New Roman" w:cs="Times New Roman"/>
+          <w:sz w:val="24"/>
+          <w:szCs w:val="24"/>
+          <w:lang w:eastAsia="it-IT"/>
+        </w:rPr>
+        <w:br/>
+        <w:t>Il codice dovrà quindi essere adattato, non semplicemente copiato.</w:t>
+      </w:r>
+    </w:p>
+    <w:p>
+      <w:pPr>
+        <w:spacing w:before="100" w:beforeAutospacing="1" w:after="100" w:afterAutospacing="1" w:line="240" w:lineRule="auto"/>
+        <w:rPr>
+          <w:rFonts w:ascii="Times New Roman" w:eastAsia="Times New Roman" w:hAnsi="Times New Roman" w:cs="Times New Roman"/>
+          <w:sz w:val="24"/>
+          <w:szCs w:val="24"/>
+          <w:lang w:eastAsia="it-IT"/>
+        </w:rPr>
+      </w:pPr>
+      <w:r>
+        <w:rPr>
+          <w:rFonts w:ascii="Times New Roman" w:eastAsia="Times New Roman" w:hAnsi="Times New Roman" w:cs="Times New Roman"/>
+          <w:sz w:val="24"/>
+          <w:szCs w:val="24"/>
+          <w:lang w:eastAsia="it-IT"/>
+        </w:rPr>
+        <w:br/>
+      </w:r>
+      <w:r>
+        <w:rPr>
+          <w:rFonts w:ascii="Arial" w:hAnsi="Arial" w:cs="Arial"/>
+          <w:b/>
+          <w:sz w:val="28"/>
+          <w:szCs w:val="28"/>
+        </w:rPr>
+        <w:t>Pre-condizione obbligatoria (bloccante)</w:t>
+      </w:r>
+      <w:r>
+        <w:rPr>
+          <w:rFonts w:ascii="Times New Roman" w:eastAsia="Times New Roman" w:hAnsi="Times New Roman" w:cs="Times New Roman"/>
+          <w:b/>
+          <w:sz w:val="24"/>
+          <w:szCs w:val="24"/>
+          <w:lang w:eastAsia="it-IT"/>
+        </w:rPr>
+        <w:br/>
+      </w:r>
+      <w:r>
+        <w:t>Non assumere mai di avere dati già disponibili. Considera disponibili SOLO le informazioni esplicitamente fornite in questa conversazione. In assenza del codice Cobral, blocca l’esecuzione e richiedilo.</w:t>
+      </w:r>
+    </w:p>
+    <w:p>
+      <w:pPr>
+        <w:spacing w:before="100" w:beforeAutospacing="1" w:after="100" w:afterAutospacing="1" w:line="240" w:lineRule="auto"/>
+        <w:outlineLvl w:val="2"/>
+        <w:rPr>
+          <w:rFonts w:ascii="Times New Roman" w:eastAsia="Times New Roman" w:hAnsi="Times New Roman" w:cs="Times New Roman"/>
+          <w:b/>
+          <w:bCs/>
+          <w:sz w:val="27"/>
+          <w:szCs w:val="27"/>
+          <w:lang w:eastAsia="it-IT"/>
+        </w:rPr>
+      </w:pPr>
+      <w:r>
+        <w:rPr>
+          <w:rFonts w:ascii="Times New Roman" w:eastAsia="Times New Roman" w:hAnsi="Times New Roman" w:cs="Times New Roman"/>
+          <w:b/>
+          <w:bCs/>
+          <w:sz w:val="27"/>
+          <w:szCs w:val="27"/>
+          <w:lang w:eastAsia="it-IT"/>
+        </w:rPr>
+        <w:t>Requisiti operativi</w:t>
+      </w:r>
+    </w:p>
+    <w:p>
+      <w:pPr>
+        <w:numPr>
+          <w:ilvl w:val="0"/>
+          <w:numId w:val="9"/>
+        </w:numPr>
+        <w:spacing w:before="100" w:beforeAutospacing="1" w:after="100" w:afterAutospacing="1" w:line="240" w:lineRule="auto"/>
+        <w:ind w:left="1440"/>
+        <w:rPr>
+          <w:rFonts w:ascii="Times New Roman" w:eastAsia="Times New Roman" w:hAnsi="Times New Roman" w:cs="Times New Roman"/>
+          <w:sz w:val="24"/>
+          <w:szCs w:val="24"/>
+          <w:lang w:eastAsia="it-IT"/>
+        </w:rPr>
+      </w:pPr>
+      <w:r>
+        <w:rPr>
+          <w:rFonts w:ascii="Times New Roman" w:eastAsia="Times New Roman" w:hAnsi="Times New Roman" w:cs="Times New Roman"/>
+          <w:sz w:val="24"/>
+          <w:szCs w:val="24"/>
+          <w:lang w:eastAsia="it-IT"/>
+        </w:rPr>
+        <w:t xml:space="preserve">Procedere seguendo un approccio </w:t>
+      </w:r>
+      <w:r>
+        <w:rPr>
+          <w:rFonts w:ascii="Times New Roman" w:eastAsia="Times New Roman" w:hAnsi="Times New Roman" w:cs="Times New Roman"/>
+          <w:b/>
+          <w:bCs/>
+          <w:sz w:val="24"/>
+          <w:szCs w:val="24"/>
+          <w:lang w:eastAsia="it-IT"/>
+        </w:rPr>
+        <w:t>cronologico e realistico</w:t>
+      </w:r>
+      <w:r>
+        <w:rPr>
+          <w:rFonts w:ascii="Times New Roman" w:eastAsia="Times New Roman" w:hAnsi="Times New Roman" w:cs="Times New Roman"/>
+          <w:sz w:val="24"/>
+          <w:szCs w:val="24"/>
+          <w:lang w:eastAsia="it-IT"/>
+        </w:rPr>
+        <w:t>, come farebbe uno sviluppatore in un contesto reale.</w:t>
+      </w:r>
+    </w:p>
+    <w:p>
+      <w:pPr>
+        <w:numPr>
+          <w:ilvl w:val="0"/>
+          <w:numId w:val="9"/>
+        </w:numPr>
+        <w:spacing w:before="100" w:beforeAutospacing="1" w:after="100" w:afterAutospacing="1" w:line="240" w:lineRule="auto"/>
+        <w:ind w:left="1440"/>
+        <w:rPr>
+          <w:rFonts w:ascii="Times New Roman" w:eastAsia="Times New Roman" w:hAnsi="Times New Roman" w:cs="Times New Roman"/>
+          <w:sz w:val="24"/>
+          <w:szCs w:val="24"/>
+          <w:lang w:eastAsia="it-IT"/>
+        </w:rPr>
+      </w:pPr>
+      <w:r>
+        <w:rPr>
+          <w:rFonts w:ascii="Times New Roman" w:eastAsia="Times New Roman" w:hAnsi="Times New Roman" w:cs="Times New Roman"/>
+          <w:sz w:val="24"/>
+          <w:szCs w:val="24"/>
+          <w:lang w:eastAsia="it-IT"/>
+        </w:rPr>
+        <w:t xml:space="preserve">Suddividere il lavoro in </w:t>
+      </w:r>
+      <w:r>
+        <w:rPr>
+          <w:rFonts w:ascii="Times New Roman" w:eastAsia="Times New Roman" w:hAnsi="Times New Roman" w:cs="Times New Roman"/>
+          <w:b/>
+          <w:bCs/>
+          <w:sz w:val="24"/>
+          <w:szCs w:val="24"/>
+          <w:lang w:eastAsia="it-IT"/>
+        </w:rPr>
+        <w:t>step sequenziali</w:t>
+      </w:r>
+      <w:r>
+        <w:rPr>
+          <w:rFonts w:ascii="Times New Roman" w:eastAsia="Times New Roman" w:hAnsi="Times New Roman" w:cs="Times New Roman"/>
+          <w:sz w:val="24"/>
+          <w:szCs w:val="24"/>
+          <w:lang w:eastAsia="it-IT"/>
+        </w:rPr>
+        <w:t>, affrontando un problema alla volta.</w:t>
+      </w:r>
+    </w:p>
+    <w:p>
+      <w:pPr>
+        <w:numPr>
+          <w:ilvl w:val="0"/>
+          <w:numId w:val="9"/>
+        </w:numPr>
+        <w:spacing w:before="100" w:beforeAutospacing="1" w:after="100" w:afterAutospacing="1" w:line="240" w:lineRule="auto"/>
+        <w:ind w:left="1440"/>
+        <w:rPr>
+          <w:rFonts w:ascii="Times New Roman" w:eastAsia="Times New Roman" w:hAnsi="Times New Roman" w:cs="Times New Roman"/>
+          <w:sz w:val="24"/>
+          <w:szCs w:val="24"/>
+          <w:lang w:eastAsia="it-IT"/>
+        </w:rPr>
+      </w:pPr>
+      <w:r>
+        <w:rPr>
+          <w:rFonts w:ascii="Times New Roman" w:eastAsia="Times New Roman" w:hAnsi="Times New Roman" w:cs="Times New Roman"/>
+          <w:sz w:val="24"/>
+          <w:szCs w:val="24"/>
+          <w:lang w:eastAsia="it-IT"/>
+        </w:rPr>
+        <w:t>Prima di ogni step:</w:t>
+      </w:r>
+    </w:p>
+    <w:p>
+      <w:pPr>
+        <w:numPr>
+          <w:ilvl w:val="1"/>
+          <w:numId w:val="9"/>
+        </w:numPr>
+        <w:spacing w:before="100" w:beforeAutospacing="1" w:after="100" w:afterAutospacing="1" w:line="240" w:lineRule="auto"/>
+        <w:ind w:left="2160"/>
+        <w:rPr>
+          <w:rFonts w:ascii="Times New Roman" w:eastAsia="Times New Roman" w:hAnsi="Times New Roman" w:cs="Times New Roman"/>
+          <w:sz w:val="24"/>
+          <w:szCs w:val="24"/>
+          <w:lang w:eastAsia="it-IT"/>
+        </w:rPr>
+      </w:pPr>
+      <w:r>
+        <w:rPr>
+          <w:rFonts w:ascii="Times New Roman" w:eastAsia="Times New Roman" w:hAnsi="Times New Roman" w:cs="Times New Roman"/>
+          <w:sz w:val="24"/>
+          <w:szCs w:val="24"/>
+          <w:lang w:eastAsia="it-IT"/>
+        </w:rPr>
+        <w:t>spiegare brevemente cosa si sta per fare</w:t>
+      </w:r>
+    </w:p>
+    <w:p>
+      <w:pPr>
+        <w:numPr>
+          <w:ilvl w:val="1"/>
+          <w:numId w:val="9"/>
+        </w:numPr>
+        <w:spacing w:before="100" w:beforeAutospacing="1" w:after="100" w:afterAutospacing="1" w:line="240" w:lineRule="auto"/>
+        <w:ind w:left="2160"/>
+        <w:rPr>
+          <w:rFonts w:ascii="Times New Roman" w:eastAsia="Times New Roman" w:hAnsi="Times New Roman" w:cs="Times New Roman"/>
+          <w:sz w:val="24"/>
+          <w:szCs w:val="24"/>
+          <w:lang w:eastAsia="it-IT"/>
+        </w:rPr>
+      </w:pPr>
+      <w:r>
+        <w:rPr>
+          <w:rFonts w:ascii="Times New Roman" w:eastAsia="Times New Roman" w:hAnsi="Times New Roman" w:cs="Times New Roman"/>
+          <w:sz w:val="24"/>
+          <w:szCs w:val="24"/>
+          <w:lang w:eastAsia="it-IT"/>
+        </w:rPr>
+        <w:t xml:space="preserve">indicare eventuali differenze rispetto a </w:t>
+      </w:r>
+      <w:r>
+        <w:rPr>
+          <w:rFonts w:ascii="Times New Roman" w:eastAsia="Times New Roman" w:hAnsi="Times New Roman" w:cs="Times New Roman"/>
+          <w:b/>
+          <w:bCs/>
+          <w:sz w:val="24"/>
+          <w:szCs w:val="24"/>
+          <w:lang w:eastAsia="it-IT"/>
+        </w:rPr>
+        <w:t>[MANDATARIO MODELLO]</w:t>
+      </w:r>
+    </w:p>
+    <w:p>
+      <w:pPr>
+        <w:spacing w:before="100" w:beforeAutospacing="1" w:after="100" w:afterAutospacing="1" w:line="240" w:lineRule="auto"/>
+        <w:outlineLvl w:val="2"/>
+        <w:rPr>
+          <w:rFonts w:ascii="Times New Roman" w:eastAsia="Times New Roman" w:hAnsi="Times New Roman" w:cs="Times New Roman"/>
+          <w:b/>
+          <w:bCs/>
+          <w:sz w:val="27"/>
+          <w:szCs w:val="27"/>
+          <w:lang w:eastAsia="it-IT"/>
+        </w:rPr>
+      </w:pPr>
+      <w:r>
+        <w:rPr>
+          <w:rFonts w:ascii="Times New Roman" w:eastAsia="Times New Roman" w:hAnsi="Times New Roman" w:cs="Times New Roman"/>
+          <w:b/>
+          <w:bCs/>
+          <w:sz w:val="27"/>
+          <w:szCs w:val="27"/>
+          <w:lang w:eastAsia="it-IT"/>
+        </w:rPr>
+        <w:t>Linee guida di sviluppo</w:t>
+      </w:r>
+    </w:p>
+    <w:p>
+      <w:pPr>
+        <w:numPr>
+          <w:ilvl w:val="0"/>
+          <w:numId w:val="10"/>
+        </w:numPr>
+        <w:spacing w:before="100" w:beforeAutospacing="1" w:after="100" w:afterAutospacing="1" w:line="240" w:lineRule="auto"/>
+        <w:ind w:left="1440"/>
+        <w:rPr>
+          <w:rFonts w:ascii="Times New Roman" w:eastAsia="Times New Roman" w:hAnsi="Times New Roman" w:cs="Times New Roman"/>
+          <w:sz w:val="24"/>
+          <w:szCs w:val="24"/>
+          <w:lang w:eastAsia="it-IT"/>
+        </w:rPr>
+      </w:pPr>
+      <w:r>
+        <w:rPr>
+          <w:rFonts w:ascii="Times New Roman" w:eastAsia="Times New Roman" w:hAnsi="Times New Roman" w:cs="Times New Roman"/>
+          <w:sz w:val="24"/>
+          <w:szCs w:val="24"/>
+          <w:lang w:eastAsia="it-IT"/>
+        </w:rPr>
+        <w:t xml:space="preserve">Riutilizzare, ove possibile, le </w:t>
+      </w:r>
+      <w:r>
+        <w:rPr>
+          <w:rFonts w:ascii="Times New Roman" w:eastAsia="Times New Roman" w:hAnsi="Times New Roman" w:cs="Times New Roman"/>
+          <w:b/>
+          <w:bCs/>
+          <w:sz w:val="24"/>
+          <w:szCs w:val="24"/>
+          <w:lang w:eastAsia="it-IT"/>
+        </w:rPr>
+        <w:t>stesse metodologie e pattern di codice</w:t>
+      </w:r>
+      <w:r>
+        <w:rPr>
+          <w:rFonts w:ascii="Times New Roman" w:eastAsia="Times New Roman" w:hAnsi="Times New Roman" w:cs="Times New Roman"/>
+          <w:sz w:val="24"/>
+          <w:szCs w:val="24"/>
+          <w:lang w:eastAsia="it-IT"/>
+        </w:rPr>
+        <w:t xml:space="preserve"> usati per </w:t>
+      </w:r>
+      <w:r>
+        <w:rPr>
+          <w:rFonts w:ascii="Times New Roman" w:eastAsia="Times New Roman" w:hAnsi="Times New Roman" w:cs="Times New Roman"/>
+          <w:b/>
+          <w:bCs/>
+          <w:sz w:val="24"/>
+          <w:szCs w:val="24"/>
+          <w:lang w:eastAsia="it-IT"/>
+        </w:rPr>
+        <w:t>[MANDATARIO MODELLO]</w:t>
+      </w:r>
+    </w:p>
+    <w:p>
+      <w:pPr>
+        <w:numPr>
+          <w:ilvl w:val="0"/>
+          <w:numId w:val="10"/>
+        </w:numPr>
+        <w:spacing w:before="100" w:beforeAutospacing="1" w:after="100" w:afterAutospacing="1" w:line="240" w:lineRule="auto"/>
+        <w:ind w:left="1440"/>
+        <w:rPr>
+          <w:rFonts w:ascii="Times New Roman" w:eastAsia="Times New Roman" w:hAnsi="Times New Roman" w:cs="Times New Roman"/>
+          <w:sz w:val="24"/>
+          <w:szCs w:val="24"/>
+          <w:lang w:eastAsia="it-IT"/>
+        </w:rPr>
+      </w:pPr>
+      <w:r>
+        <w:rPr>
+          <w:rFonts w:ascii="Times New Roman" w:eastAsia="Times New Roman" w:hAnsi="Times New Roman" w:cs="Times New Roman"/>
+          <w:sz w:val="24"/>
+          <w:szCs w:val="24"/>
+          <w:lang w:eastAsia="it-IT"/>
+        </w:rPr>
+        <w:t xml:space="preserve">Mantenere </w:t>
+      </w:r>
+      <w:r>
+        <w:rPr>
+          <w:rFonts w:ascii="Times New Roman" w:eastAsia="Times New Roman" w:hAnsi="Times New Roman" w:cs="Times New Roman"/>
+          <w:b/>
+          <w:bCs/>
+          <w:sz w:val="24"/>
+          <w:szCs w:val="24"/>
+          <w:lang w:eastAsia="it-IT"/>
+        </w:rPr>
+        <w:t>coerenza nello stile di scrittura del codice</w:t>
+      </w:r>
+    </w:p>
+    <w:p>
+      <w:pPr>
+        <w:numPr>
+          <w:ilvl w:val="0"/>
+          <w:numId w:val="10"/>
+        </w:numPr>
+        <w:spacing w:before="100" w:beforeAutospacing="1" w:after="100" w:afterAutospacing="1" w:line="240" w:lineRule="auto"/>
+        <w:ind w:left="1440"/>
+        <w:rPr>
+          <w:rFonts w:ascii="Times New Roman" w:eastAsia="Times New Roman" w:hAnsi="Times New Roman" w:cs="Times New Roman"/>
+          <w:sz w:val="24"/>
+          <w:szCs w:val="24"/>
+          <w:lang w:eastAsia="it-IT"/>
+        </w:rPr>
+      </w:pPr>
+      <w:r>
+        <w:rPr>
+          <w:rFonts w:ascii="Times New Roman" w:eastAsia="Times New Roman" w:hAnsi="Times New Roman" w:cs="Times New Roman"/>
+          <w:sz w:val="24"/>
+          <w:szCs w:val="24"/>
+          <w:lang w:eastAsia="it-IT"/>
+        </w:rPr>
+        <w:t>Evitare duplicazioni inutili, favorendo riuso e modularità</w:t>
+      </w:r>
+    </w:p>
+    <w:p>
+      <w:pPr>
+        <w:numPr>
+          <w:ilvl w:val="0"/>
+          <w:numId w:val="10"/>
+        </w:numPr>
+        <w:spacing w:before="100" w:beforeAutospacing="1" w:after="100" w:afterAutospacing="1" w:line="240" w:lineRule="auto"/>
+        <w:ind w:left="1440"/>
+        <w:rPr>
+          <w:rFonts w:ascii="Times New Roman" w:eastAsia="Times New Roman" w:hAnsi="Times New Roman" w:cs="Times New Roman"/>
+          <w:sz w:val="24"/>
+          <w:szCs w:val="24"/>
+          <w:lang w:eastAsia="it-IT"/>
+        </w:rPr>
+      </w:pPr>
+      <w:r>
+        <w:rPr>
+          <w:b/>
+        </w:rPr>
+        <w:t>TASSATIVO</w:t>
+      </w:r>
+      <w:r>
+        <w:t xml:space="preserve">: </w:t>
+      </w:r>
+      <w:r>
+        <w:br/>
+      </w:r>
+      <w:r>
+        <w:rPr>
+          <w:highlight w:val="yellow"/>
+        </w:rPr>
+        <w:t xml:space="preserve">Se le informazioni disponibili sono incomplete o ambigue, è </w:t>
+      </w:r>
+      <w:r>
+        <w:rPr>
+          <w:rStyle w:val="Enfasigrassetto"/>
+          <w:highlight w:val="yellow"/>
+        </w:rPr>
+        <w:t>obbligatorio non procedere con supposizioni o invenzioni</w:t>
+      </w:r>
+      <w:r>
+        <w:rPr>
+          <w:highlight w:val="yellow"/>
+        </w:rPr>
+        <w:t>: interrompi l’elaborazione e richiedi esplicitamente i dati mancanti prima di continuare</w:t>
+      </w:r>
+      <w:r>
+        <w:t>.</w:t>
+      </w:r>
+    </w:p>
+    <w:p>
+      <w:pPr>
+        <w:spacing w:before="100" w:beforeAutospacing="1" w:after="100" w:afterAutospacing="1" w:line="240" w:lineRule="auto"/>
+        <w:outlineLvl w:val="2"/>
+        <w:rPr>
+          <w:rFonts w:ascii="Times New Roman" w:eastAsia="Times New Roman" w:hAnsi="Times New Roman" w:cs="Times New Roman"/>
+          <w:b/>
+          <w:bCs/>
+          <w:sz w:val="27"/>
+          <w:szCs w:val="27"/>
+          <w:lang w:eastAsia="it-IT"/>
+        </w:rPr>
+      </w:pPr>
+      <w:r>
+        <w:rPr>
+          <w:rFonts w:ascii="Times New Roman" w:eastAsia="Times New Roman" w:hAnsi="Times New Roman" w:cs="Times New Roman"/>
+          <w:b/>
+          <w:bCs/>
+          <w:sz w:val="27"/>
+          <w:szCs w:val="27"/>
+          <w:lang w:eastAsia="it-IT"/>
+        </w:rPr>
+        <w:t>Commenti e qualità del codice</w:t>
+      </w:r>
+    </w:p>
+    <w:p>
+      <w:pPr>
+        <w:numPr>
+          <w:ilvl w:val="0"/>
+          <w:numId w:val="11"/>
+        </w:numPr>
+        <w:spacing w:before="100" w:beforeAutospacing="1" w:after="100" w:afterAutospacing="1" w:line="240" w:lineRule="auto"/>
+        <w:ind w:left="1440"/>
+        <w:rPr>
+          <w:rFonts w:ascii="Times New Roman" w:eastAsia="Times New Roman" w:hAnsi="Times New Roman" w:cs="Times New Roman"/>
+          <w:sz w:val="24"/>
+          <w:szCs w:val="24"/>
+          <w:lang w:eastAsia="it-IT"/>
+        </w:rPr>
+      </w:pPr>
+      <w:r>
+        <w:rPr>
+          <w:rFonts w:ascii="Times New Roman" w:eastAsia="Times New Roman" w:hAnsi="Times New Roman" w:cs="Times New Roman"/>
+          <w:sz w:val="24"/>
+          <w:szCs w:val="24"/>
+          <w:lang w:eastAsia="it-IT"/>
+        </w:rPr>
+        <w:t xml:space="preserve">Commentare il codice in modo </w:t>
+      </w:r>
+      <w:r>
+        <w:rPr>
+          <w:rFonts w:ascii="Times New Roman" w:eastAsia="Times New Roman" w:hAnsi="Times New Roman" w:cs="Times New Roman"/>
+          <w:b/>
+          <w:bCs/>
+          <w:sz w:val="24"/>
+          <w:szCs w:val="24"/>
+          <w:lang w:eastAsia="it-IT"/>
+        </w:rPr>
+        <w:t>professionale e chiaro</w:t>
+      </w:r>
+    </w:p>
+    <w:p>
+      <w:pPr>
+        <w:numPr>
+          <w:ilvl w:val="0"/>
+          <w:numId w:val="11"/>
+        </w:numPr>
+        <w:spacing w:before="100" w:beforeAutospacing="1" w:after="100" w:afterAutospacing="1" w:line="240" w:lineRule="auto"/>
+        <w:ind w:left="1440"/>
+        <w:rPr>
+          <w:rFonts w:ascii="Times New Roman" w:eastAsia="Times New Roman" w:hAnsi="Times New Roman" w:cs="Times New Roman"/>
+          <w:sz w:val="24"/>
+          <w:szCs w:val="24"/>
+          <w:lang w:eastAsia="it-IT"/>
+        </w:rPr>
+      </w:pPr>
+      <w:r>
+        <w:rPr>
+          <w:rFonts w:ascii="Times New Roman" w:eastAsia="Times New Roman" w:hAnsi="Times New Roman" w:cs="Times New Roman"/>
+          <w:sz w:val="24"/>
+          <w:szCs w:val="24"/>
+          <w:lang w:eastAsia="it-IT"/>
+        </w:rPr>
+        <w:t>I commenti devono spiegare:</w:t>
+      </w:r>
+    </w:p>
+    <w:p>
+      <w:pPr>
+        <w:numPr>
+          <w:ilvl w:val="1"/>
+          <w:numId w:val="11"/>
+        </w:numPr>
+        <w:spacing w:before="100" w:beforeAutospacing="1" w:after="100" w:afterAutospacing="1" w:line="240" w:lineRule="auto"/>
+        <w:ind w:left="2160"/>
+        <w:rPr>
+          <w:rFonts w:ascii="Times New Roman" w:eastAsia="Times New Roman" w:hAnsi="Times New Roman" w:cs="Times New Roman"/>
+          <w:sz w:val="24"/>
+          <w:szCs w:val="24"/>
+          <w:lang w:eastAsia="it-IT"/>
+        </w:rPr>
+      </w:pPr>
+      <w:r>
+        <w:rPr>
+          <w:rFonts w:ascii="Times New Roman" w:eastAsia="Times New Roman" w:hAnsi="Times New Roman" w:cs="Times New Roman"/>
+          <w:sz w:val="24"/>
+          <w:szCs w:val="24"/>
+          <w:lang w:eastAsia="it-IT"/>
+        </w:rPr>
+        <w:t>lo scopo del blocco di codice</w:t>
+      </w:r>
+    </w:p>
+    <w:p>
+      <w:pPr>
+        <w:numPr>
+          <w:ilvl w:val="1"/>
+          <w:numId w:val="11"/>
+        </w:numPr>
+        <w:spacing w:before="100" w:beforeAutospacing="1" w:after="100" w:afterAutospacing="1" w:line="240" w:lineRule="auto"/>
+        <w:ind w:left="2160"/>
+        <w:rPr>
+          <w:rFonts w:ascii="Times New Roman" w:eastAsia="Times New Roman" w:hAnsi="Times New Roman" w:cs="Times New Roman"/>
+          <w:sz w:val="24"/>
+          <w:szCs w:val="24"/>
+          <w:lang w:eastAsia="it-IT"/>
+        </w:rPr>
+      </w:pPr>
+      <w:r>
+        <w:rPr>
+          <w:rFonts w:ascii="Times New Roman" w:eastAsia="Times New Roman" w:hAnsi="Times New Roman" w:cs="Times New Roman"/>
+          <w:sz w:val="24"/>
+          <w:szCs w:val="24"/>
+          <w:lang w:eastAsia="it-IT"/>
+        </w:rPr>
+        <w:lastRenderedPageBreak/>
+        <w:t xml:space="preserve">eventuali differenze logiche rispetto a </w:t>
+      </w:r>
+      <w:r>
+        <w:rPr>
+          <w:rFonts w:ascii="Times New Roman" w:eastAsia="Times New Roman" w:hAnsi="Times New Roman" w:cs="Times New Roman"/>
+          <w:b/>
+          <w:bCs/>
+          <w:sz w:val="24"/>
+          <w:szCs w:val="24"/>
+          <w:lang w:eastAsia="it-IT"/>
+        </w:rPr>
+        <w:t>[MANDATARIO MODELLO]</w:t>
+      </w:r>
+    </w:p>
+    <w:p>
+      <w:pPr>
+        <w:numPr>
+          <w:ilvl w:val="1"/>
+          <w:numId w:val="11"/>
+        </w:numPr>
+        <w:spacing w:before="100" w:beforeAutospacing="1" w:after="100" w:afterAutospacing="1" w:line="240" w:lineRule="auto"/>
+        <w:ind w:left="2160"/>
+        <w:rPr>
+          <w:rFonts w:ascii="Times New Roman" w:eastAsia="Times New Roman" w:hAnsi="Times New Roman" w:cs="Times New Roman"/>
+          <w:sz w:val="24"/>
+          <w:szCs w:val="24"/>
+          <w:lang w:eastAsia="it-IT"/>
+        </w:rPr>
+      </w:pPr>
+      <w:r>
+        <w:rPr>
+          <w:rFonts w:ascii="Times New Roman" w:eastAsia="Times New Roman" w:hAnsi="Times New Roman" w:cs="Times New Roman"/>
+          <w:sz w:val="24"/>
+          <w:szCs w:val="24"/>
+          <w:lang w:eastAsia="it-IT"/>
+        </w:rPr>
+        <w:t>le scelte implementative rilevanti</w:t>
+      </w:r>
+    </w:p>
+    <w:p>
+      <w:pPr>
+        <w:spacing w:before="100" w:beforeAutospacing="1" w:after="100" w:afterAutospacing="1" w:line="240" w:lineRule="auto"/>
+        <w:outlineLvl w:val="2"/>
+        <w:rPr>
+          <w:rFonts w:ascii="Times New Roman" w:eastAsia="Times New Roman" w:hAnsi="Times New Roman" w:cs="Times New Roman"/>
+          <w:b/>
+          <w:bCs/>
+          <w:sz w:val="27"/>
+          <w:szCs w:val="27"/>
+          <w:lang w:eastAsia="it-IT"/>
+        </w:rPr>
+      </w:pPr>
+      <w:r>
+        <w:rPr>
+          <w:rFonts w:ascii="Times New Roman" w:eastAsia="Times New Roman" w:hAnsi="Times New Roman" w:cs="Times New Roman"/>
+          <w:b/>
+          <w:bCs/>
+          <w:sz w:val="27"/>
+          <w:szCs w:val="27"/>
+          <w:lang w:eastAsia="it-IT"/>
+        </w:rPr>
+        <w:t>Modalità di risposta</w:t>
+      </w:r>
+    </w:p>
+    <w:p>
+      <w:pPr>
+        <w:numPr>
+          <w:ilvl w:val="0"/>
+          <w:numId w:val="12"/>
+        </w:numPr>
+        <w:spacing w:before="100" w:beforeAutospacing="1" w:after="100" w:afterAutospacing="1" w:line="240" w:lineRule="auto"/>
+        <w:ind w:left="1440"/>
+        <w:rPr>
+          <w:rFonts w:ascii="Times New Roman" w:eastAsia="Times New Roman" w:hAnsi="Times New Roman" w:cs="Times New Roman"/>
+          <w:sz w:val="24"/>
+          <w:szCs w:val="24"/>
+          <w:lang w:eastAsia="it-IT"/>
+        </w:rPr>
+      </w:pPr>
+      <w:r>
+        <w:rPr>
+          <w:rFonts w:ascii="Times New Roman" w:eastAsia="Times New Roman" w:hAnsi="Times New Roman" w:cs="Times New Roman"/>
+          <w:sz w:val="24"/>
+          <w:szCs w:val="24"/>
+          <w:lang w:eastAsia="it-IT"/>
+        </w:rPr>
+        <w:t xml:space="preserve">Procedere </w:t>
+      </w:r>
+      <w:r>
+        <w:rPr>
+          <w:rFonts w:ascii="Times New Roman" w:eastAsia="Times New Roman" w:hAnsi="Times New Roman" w:cs="Times New Roman"/>
+          <w:b/>
+          <w:bCs/>
+          <w:sz w:val="24"/>
+          <w:szCs w:val="24"/>
+          <w:lang w:eastAsia="it-IT"/>
+        </w:rPr>
+        <w:t>uno step alla volta</w:t>
+      </w:r>
+    </w:p>
+    <w:p>
+      <w:pPr>
+        <w:numPr>
+          <w:ilvl w:val="0"/>
+          <w:numId w:val="12"/>
+        </w:numPr>
+        <w:spacing w:before="100" w:beforeAutospacing="1" w:after="100" w:afterAutospacing="1" w:line="240" w:lineRule="auto"/>
+        <w:ind w:left="1440"/>
+        <w:rPr>
+          <w:rFonts w:ascii="Times New Roman" w:eastAsia="Times New Roman" w:hAnsi="Times New Roman" w:cs="Times New Roman"/>
+          <w:sz w:val="24"/>
+          <w:szCs w:val="24"/>
+          <w:lang w:eastAsia="it-IT"/>
+        </w:rPr>
+      </w:pPr>
+      <w:r>
+        <w:rPr>
+          <w:rFonts w:ascii="Times New Roman" w:eastAsia="Times New Roman" w:hAnsi="Times New Roman" w:cs="Times New Roman"/>
+          <w:sz w:val="24"/>
+          <w:szCs w:val="24"/>
+          <w:lang w:eastAsia="it-IT"/>
+        </w:rPr>
+        <w:t>Attendere conferma prima di passare allo step successivo (se richiesto)</w:t>
+      </w:r>
+    </w:p>
+    <w:p>
+      <w:pPr>
+        <w:numPr>
+          <w:ilvl w:val="0"/>
+          <w:numId w:val="12"/>
+        </w:numPr>
+        <w:spacing w:before="100" w:beforeAutospacing="1" w:after="100" w:afterAutospacing="1" w:line="240" w:lineRule="auto"/>
+        <w:ind w:left="1440"/>
+        <w:rPr>
+          <w:rFonts w:ascii="Times New Roman" w:eastAsia="Times New Roman" w:hAnsi="Times New Roman" w:cs="Times New Roman"/>
+          <w:sz w:val="24"/>
+          <w:szCs w:val="24"/>
+          <w:lang w:eastAsia="it-IT"/>
+        </w:rPr>
+      </w:pPr>
+      <w:r>
+        <w:rPr>
+          <w:rFonts w:ascii="Times New Roman" w:eastAsia="Times New Roman" w:hAnsi="Times New Roman" w:cs="Times New Roman"/>
+          <w:sz w:val="24"/>
+          <w:szCs w:val="24"/>
+          <w:lang w:eastAsia="it-IT"/>
+        </w:rPr>
+        <w:t xml:space="preserve">Fornire codice </w:t>
+      </w:r>
+      <w:r>
+        <w:rPr>
+          <w:rFonts w:ascii="Times New Roman" w:eastAsia="Times New Roman" w:hAnsi="Times New Roman" w:cs="Times New Roman"/>
+          <w:b/>
+          <w:bCs/>
+          <w:sz w:val="24"/>
+          <w:szCs w:val="24"/>
+          <w:lang w:eastAsia="it-IT"/>
+        </w:rPr>
+        <w:t>completo e funzionante per ogni step</w:t>
+      </w:r>
+    </w:p>
+    <w:p>
+      <w:pPr>
+        <w:spacing w:before="100" w:beforeAutospacing="1" w:after="100" w:afterAutospacing="1" w:line="240" w:lineRule="auto"/>
+        <w:outlineLvl w:val="2"/>
+        <w:rPr>
+          <w:rFonts w:ascii="Times New Roman" w:eastAsia="Times New Roman" w:hAnsi="Times New Roman" w:cs="Times New Roman"/>
+          <w:b/>
+          <w:bCs/>
+          <w:sz w:val="27"/>
+          <w:szCs w:val="27"/>
+          <w:lang w:eastAsia="it-IT"/>
+        </w:rPr>
+      </w:pPr>
+      <w:r>
+        <w:rPr>
+          <w:rFonts w:ascii="Times New Roman" w:eastAsia="Times New Roman" w:hAnsi="Times New Roman" w:cs="Times New Roman"/>
+          <w:b/>
+          <w:bCs/>
+          <w:sz w:val="27"/>
+          <w:szCs w:val="27"/>
+          <w:lang w:eastAsia="it-IT"/>
+        </w:rPr>
+        <w:t>Output atteso</w:t>
+      </w:r>
+    </w:p>
+    <w:p>
+      <w:pPr>
+        <w:spacing w:before="100" w:beforeAutospacing="1" w:after="100" w:afterAutospacing="1" w:line="240" w:lineRule="auto"/>
+        <w:rPr>
+          <w:rFonts w:ascii="Times New Roman" w:eastAsia="Times New Roman" w:hAnsi="Times New Roman" w:cs="Times New Roman"/>
+          <w:sz w:val="24"/>
+          <w:szCs w:val="24"/>
+          <w:lang w:eastAsia="it-IT"/>
+        </w:rPr>
+      </w:pPr>
+      <w:r>
+        <w:rPr>
+          <w:rFonts w:ascii="Times New Roman" w:eastAsia="Times New Roman" w:hAnsi="Times New Roman" w:cs="Times New Roman"/>
+          <w:sz w:val="24"/>
+          <w:szCs w:val="24"/>
+          <w:lang w:eastAsia="it-IT"/>
+        </w:rPr>
+        <w:t xml:space="preserve">Un’implementazione per </w:t>
+      </w:r>
+      <w:r>
+        <w:rPr>
+          <w:rFonts w:ascii="Times New Roman" w:eastAsia="Times New Roman" w:hAnsi="Times New Roman" w:cs="Times New Roman"/>
+          <w:b/>
+          <w:bCs/>
+          <w:sz w:val="24"/>
+          <w:szCs w:val="24"/>
+          <w:lang w:eastAsia="it-IT"/>
+        </w:rPr>
+        <w:t xml:space="preserve">[MANDATARIO DA GESTIRE] </w:t>
+      </w:r>
+      <w:r>
+        <w:rPr>
+          <w:rFonts w:ascii="Times New Roman" w:eastAsia="Times New Roman" w:hAnsi="Times New Roman" w:cs="Times New Roman"/>
+          <w:sz w:val="24"/>
+          <w:szCs w:val="24"/>
+          <w:lang w:eastAsia="it-IT"/>
+        </w:rPr>
+        <w:t>che:</w:t>
+      </w:r>
+    </w:p>
+    <w:p>
+      <w:pPr>
+        <w:numPr>
+          <w:ilvl w:val="0"/>
+          <w:numId w:val="13"/>
+        </w:numPr>
+        <w:spacing w:before="100" w:beforeAutospacing="1" w:after="100" w:afterAutospacing="1" w:line="240" w:lineRule="auto"/>
+        <w:ind w:left="1440"/>
+        <w:rPr>
+          <w:rFonts w:ascii="Times New Roman" w:eastAsia="Times New Roman" w:hAnsi="Times New Roman" w:cs="Times New Roman"/>
+          <w:sz w:val="24"/>
+          <w:szCs w:val="24"/>
+          <w:lang w:eastAsia="it-IT"/>
+        </w:rPr>
+      </w:pPr>
+      <w:r>
+        <w:rPr>
+          <w:rFonts w:ascii="Times New Roman" w:eastAsia="Times New Roman" w:hAnsi="Times New Roman" w:cs="Times New Roman"/>
+          <w:sz w:val="24"/>
+          <w:szCs w:val="24"/>
+          <w:lang w:eastAsia="it-IT"/>
+        </w:rPr>
+        <w:t xml:space="preserve">rispetti la struttura di </w:t>
+      </w:r>
+      <w:r>
+        <w:rPr>
+          <w:rFonts w:ascii="Times New Roman" w:eastAsia="Times New Roman" w:hAnsi="Times New Roman" w:cs="Times New Roman"/>
+          <w:b/>
+          <w:bCs/>
+          <w:sz w:val="24"/>
+          <w:szCs w:val="24"/>
+          <w:lang w:eastAsia="it-IT"/>
+        </w:rPr>
+        <w:t>[MANDATARIO MODELLO]</w:t>
+      </w:r>
+    </w:p>
+    <w:p>
+      <w:pPr>
+        <w:numPr>
+          <w:ilvl w:val="0"/>
+          <w:numId w:val="13"/>
+        </w:numPr>
+        <w:spacing w:before="100" w:beforeAutospacing="1" w:after="100" w:afterAutospacing="1" w:line="240" w:lineRule="auto"/>
+        <w:ind w:left="1440"/>
+        <w:rPr>
+          <w:rFonts w:ascii="Times New Roman" w:eastAsia="Times New Roman" w:hAnsi="Times New Roman" w:cs="Times New Roman"/>
+          <w:sz w:val="24"/>
+          <w:szCs w:val="24"/>
+          <w:lang w:eastAsia="it-IT"/>
+        </w:rPr>
+      </w:pPr>
+      <w:r>
+        <w:rPr>
+          <w:rFonts w:ascii="Times New Roman" w:eastAsia="Times New Roman" w:hAnsi="Times New Roman" w:cs="Times New Roman"/>
+          <w:sz w:val="24"/>
+          <w:szCs w:val="24"/>
+          <w:lang w:eastAsia="it-IT"/>
+        </w:rPr>
+        <w:t>tenga conto delle differenze funzionali</w:t>
+      </w:r>
+    </w:p>
+    <w:p>
+      <w:pPr>
+        <w:numPr>
+          <w:ilvl w:val="0"/>
+          <w:numId w:val="13"/>
+        </w:numPr>
+        <w:spacing w:before="100" w:beforeAutospacing="1" w:after="100" w:afterAutospacing="1" w:line="240" w:lineRule="auto"/>
+        <w:ind w:left="1440"/>
+        <w:rPr>
+          <w:rFonts w:ascii="Times New Roman" w:eastAsia="Times New Roman" w:hAnsi="Times New Roman" w:cs="Times New Roman"/>
+          <w:sz w:val="24"/>
+          <w:szCs w:val="24"/>
+          <w:lang w:eastAsia="it-IT"/>
+        </w:rPr>
+      </w:pPr>
+      <w:r>
+        <w:rPr>
+          <w:rFonts w:ascii="Times New Roman" w:eastAsia="Times New Roman" w:hAnsi="Times New Roman" w:cs="Times New Roman"/>
+          <w:sz w:val="24"/>
+          <w:szCs w:val="24"/>
+          <w:lang w:eastAsia="it-IT"/>
+        </w:rPr>
+        <w:t xml:space="preserve">sia pulita, </w:t>
+      </w:r>
+      <w:proofErr w:type="spellStart"/>
+      <w:r>
+        <w:rPr>
+          <w:rFonts w:ascii="Times New Roman" w:eastAsia="Times New Roman" w:hAnsi="Times New Roman" w:cs="Times New Roman"/>
+          <w:sz w:val="24"/>
+          <w:szCs w:val="24"/>
+          <w:lang w:eastAsia="it-IT"/>
+        </w:rPr>
+        <w:t>manutenibile</w:t>
+      </w:r>
+      <w:proofErr w:type="spellEnd"/>
+      <w:r>
+        <w:rPr>
+          <w:rFonts w:ascii="Times New Roman" w:eastAsia="Times New Roman" w:hAnsi="Times New Roman" w:cs="Times New Roman"/>
+          <w:sz w:val="24"/>
+          <w:szCs w:val="24"/>
+          <w:lang w:eastAsia="it-IT"/>
+        </w:rPr>
+        <w:t xml:space="preserve"> e professionale</w:t>
+      </w:r>
+    </w:p>
+    <w:bookmarkEnd w:id="0"/>
+    <w:p>
+      <w:pPr>
+        <w:spacing w:after="0" w:line="240" w:lineRule="auto"/>
+        <w:rPr>
+          <w:rFonts w:ascii="Times New Roman" w:eastAsia="Times New Roman" w:hAnsi="Times New Roman" w:cs="Times New Roman"/>
+          <w:sz w:val="24"/>
+          <w:szCs w:val="24"/>
+          <w:lang w:eastAsia="it-IT"/>
+        </w:rPr>
+      </w:pPr>
+      <w:r>
+        <w:rPr>
+          <w:rFonts w:ascii="Times New Roman" w:eastAsia="Times New Roman" w:hAnsi="Times New Roman" w:cs="Times New Roman"/>
+          <w:sz w:val="24"/>
+          <w:szCs w:val="24"/>
+          <w:lang w:eastAsia="it-IT"/>
+        </w:rPr>
+        <w:pict>
+          <v:rect id="_x0000_i1025" style="width:0;height:1.5pt" o:hralign="center" o:hrstd="t" o:hr="t" fillcolor="#a0a0a0" stroked="f"/>
+        </w:pict>
+      </w:r>
+    </w:p>
+    <w:p>
+      <w:pPr>
+        <w:spacing w:before="100" w:beforeAutospacing="1" w:after="100" w:afterAutospacing="1" w:line="240" w:lineRule="auto"/>
+        <w:rPr>
+          <w:rFonts w:ascii="Times New Roman" w:eastAsia="Times New Roman" w:hAnsi="Times New Roman" w:cs="Times New Roman"/>
+          <w:sz w:val="24"/>
+          <w:szCs w:val="24"/>
+          <w:lang w:eastAsia="it-IT"/>
+        </w:rPr>
+      </w:pPr>
+      <w:r>
+        <w:rPr>
+          <w:rFonts w:ascii="Times New Roman" w:eastAsia="Times New Roman" w:hAnsi="Times New Roman" w:cs="Times New Roman"/>
+          <w:sz w:val="24"/>
+          <w:szCs w:val="24"/>
+          <w:lang w:eastAsia="it-IT"/>
+        </w:rPr>
+        <w:t xml:space="preserve">Se vuoi, posso anche farti una versione </w:t>
+      </w:r>
+      <w:r>
+        <w:rPr>
+          <w:rFonts w:ascii="Times New Roman" w:eastAsia="Times New Roman" w:hAnsi="Times New Roman" w:cs="Times New Roman"/>
+          <w:b/>
+          <w:bCs/>
+          <w:sz w:val="24"/>
+          <w:szCs w:val="24"/>
+          <w:lang w:eastAsia="it-IT"/>
+        </w:rPr>
+        <w:t>ancora più “rigida” anti-allucinazioni</w:t>
+      </w:r>
+      <w:r>
+        <w:rPr>
+          <w:rFonts w:ascii="Times New Roman" w:eastAsia="Times New Roman" w:hAnsi="Times New Roman" w:cs="Times New Roman"/>
+          <w:sz w:val="24"/>
+          <w:szCs w:val="24"/>
+          <w:lang w:eastAsia="it-IT"/>
+        </w:rPr>
+        <w:t xml:space="preserve"> (tipo per GPT che tende a inventare cose), oppure adattarla specificamente per C# visto che stai lavorando lì.</w:t>
+      </w:r>
+    </w:p>
+    <w:p>
+      <w:pPr>
+        <w:spacing w:before="100" w:beforeAutospacing="1" w:after="0" w:line="240" w:lineRule="auto"/>
+        <w:rPr>
+          <w:rFonts w:ascii="Times New Roman" w:eastAsia="Times New Roman" w:hAnsi="Times New Roman" w:cs="Times New Roman"/>
+          <w:color w:val="1F1F1F"/>
+          <w:sz w:val="24"/>
+          <w:szCs w:val="24"/>
+          <w:lang w:eastAsia="it-IT"/>
+        </w:rPr>
+      </w:pPr>
+    </w:p>
+    <w:p>
+      <w:pPr>
+        <w:spacing w:before="100" w:beforeAutospacing="1" w:after="0" w:line="240" w:lineRule="auto"/>
+        <w:rPr>
+          <w:rFonts w:ascii="Times New Roman" w:eastAsia="Times New Roman" w:hAnsi="Times New Roman" w:cs="Times New Roman"/>
+          <w:color w:val="1F1F1F"/>
+          <w:sz w:val="24"/>
+          <w:szCs w:val="24"/>
+          <w:lang w:eastAsia="it-IT"/>
+        </w:rPr>
+      </w:pPr>
+    </w:p>
+    <w:p>
+      <w:pPr>
+        <w:spacing w:before="100" w:beforeAutospacing="1" w:after="0" w:line="240" w:lineRule="auto"/>
+        <w:rPr>
+          <w:rFonts w:ascii="Times New Roman" w:eastAsia="Times New Roman" w:hAnsi="Times New Roman" w:cs="Times New Roman"/>
+          <w:color w:val="1F1F1F"/>
+          <w:sz w:val="24"/>
+          <w:szCs w:val="24"/>
+          <w:lang w:eastAsia="it-IT"/>
+        </w:rPr>
+      </w:pPr>
+    </w:p>
+    <w:p>
+      <w:pPr>
+        <w:spacing w:before="100" w:beforeAutospacing="1" w:after="0" w:line="240" w:lineRule="auto"/>
+        <w:rPr>
+          <w:rFonts w:ascii="Times New Roman" w:eastAsia="Times New Roman" w:hAnsi="Times New Roman" w:cs="Times New Roman"/>
+          <w:color w:val="1F1F1F"/>
+          <w:sz w:val="24"/>
+          <w:szCs w:val="24"/>
+          <w:lang w:eastAsia="it-IT"/>
+        </w:rPr>
+      </w:pPr>
+    </w:p>
+    <w:p>
+      <w:pPr>
+        <w:spacing w:before="100" w:beforeAutospacing="1" w:after="0" w:line="240" w:lineRule="auto"/>
+        <w:rPr>
+          <w:rFonts w:ascii="Times New Roman" w:eastAsia="Times New Roman" w:hAnsi="Times New Roman" w:cs="Times New Roman"/>
+          <w:color w:val="1F1F1F"/>
+          <w:sz w:val="24"/>
+          <w:szCs w:val="24"/>
+          <w:lang w:eastAsia="it-IT"/>
+        </w:rPr>
+      </w:pPr>
+    </w:p>
     <w:p>
       <w:pPr>
         <w:spacing w:before="100" w:beforeAutospacing="1" w:after="0" w:line="240" w:lineRule="auto"/>
@@ -555,7 +1870,7 @@
           <w:lang w:eastAsia="it-IT"/>
         </w:rPr>
         <w:pict>
-          <v:rect id="_x0000_i1025" style="width:0;height:1.5pt" o:hralign="center" o:hrstd="t" o:hrnoshade="t" o:hr="t" fillcolor="gray" stroked="f"/>
+          <v:rect id="_x0000_i1026" style="width:0;height:1.5pt" o:hralign="center" o:hrstd="t" o:hrnoshade="t" o:hr="t" fillcolor="gray" stroked="f"/>
         </w:pict>
       </w:r>
     </w:p>
@@ -618,6 +1933,7 @@
           <w:bdr w:val="none" w:sz="0" w:space="0" w:color="auto" w:frame="1"/>
           <w:lang w:eastAsia="it-IT"/>
         </w:rPr>
+        <w:lastRenderedPageBreak/>
         <w:t>Seguiremo l'ordine esatto stabilito nel flusso operativo:</w:t>
       </w:r>
     </w:p>
@@ -915,7 +2231,7 @@
           <w:bdr w:val="none" w:sz="0" w:space="0" w:color="auto" w:frame="1"/>
           <w:lang w:eastAsia="it-IT"/>
         </w:rPr>
-        <w:t xml:space="preserve"> entità correlate, UniqueKey) ma iniettando i nuovi </w:t>
+        <w:t xml:space="preserve"> entità correlate, </w:t>
       </w:r>
       <w:proofErr w:type="spellStart"/>
       <w:r>
@@ -927,6 +2243,30 @@
           <w:bdr w:val="none" w:sz="0" w:space="0" w:color="auto" w:frame="1"/>
           <w:lang w:eastAsia="it-IT"/>
         </w:rPr>
+        <w:t>UniqueKey</w:t>
+      </w:r>
+      <w:proofErr w:type="spellEnd"/>
+      <w:r>
+        <w:rPr>
+          <w:rFonts w:ascii="Times New Roman" w:eastAsia="Times New Roman" w:hAnsi="Times New Roman" w:cs="Times New Roman"/>
+          <w:color w:val="1F1F1F"/>
+          <w:sz w:val="24"/>
+          <w:szCs w:val="24"/>
+          <w:bdr w:val="none" w:sz="0" w:space="0" w:color="auto" w:frame="1"/>
+          <w:lang w:eastAsia="it-IT"/>
+        </w:rPr>
+        <w:t xml:space="preserve">) ma iniettando i nuovi </w:t>
+      </w:r>
+      <w:proofErr w:type="spellStart"/>
+      <w:r>
+        <w:rPr>
+          <w:rFonts w:ascii="Times New Roman" w:eastAsia="Times New Roman" w:hAnsi="Times New Roman" w:cs="Times New Roman"/>
+          <w:color w:val="1F1F1F"/>
+          <w:sz w:val="24"/>
+          <w:szCs w:val="24"/>
+          <w:bdr w:val="none" w:sz="0" w:space="0" w:color="auto" w:frame="1"/>
+          <w:lang w:eastAsia="it-IT"/>
+        </w:rPr>
         <w:t>repository</w:t>
       </w:r>
       <w:proofErr w:type="spellEnd"/>
@@ -962,7 +2302,7 @@
           <w:lang w:eastAsia="it-IT"/>
         </w:rPr>
         <w:pict>
-          <v:rect id="_x0000_i1026" style="width:0;height:1.5pt" o:hralign="center" o:hrstd="t" o:hrnoshade="t" o:hr="t" fillcolor="gray" stroked="f"/>
+          <v:rect id="_x0000_i1027" style="width:0;height:1.5pt" o:hralign="center" o:hrstd="t" o:hrnoshade="t" o:hr="t" fillcolor="gray" stroked="f"/>
         </w:pict>
       </w:r>
     </w:p>
@@ -1173,7 +2513,7 @@
           <w:lang w:eastAsia="it-IT"/>
         </w:rPr>
         <w:pict>
-          <v:rect id="_x0000_i1027" style="width:0;height:1.5pt" o:hralign="center" o:hrstd="t" o:hrnoshade="t" o:hr="t" fillcolor="gray" stroked="f"/>
+          <v:rect id="_x0000_i1028" style="width:0;height:1.5pt" o:hralign="center" o:hrstd="t" o:hrnoshade="t" o:hr="t" fillcolor="gray" stroked="f"/>
         </w:pict>
       </w:r>
     </w:p>
@@ -1304,7 +2644,6 @@
         <w:rPr>
           <w:color w:val="1F1F1F"/>
         </w:rPr>
-        <w:lastRenderedPageBreak/>
         <w:t xml:space="preserve">Ecco il </w:t>
       </w:r>
       <w:r>
@@ -1335,7 +2674,7 @@
           <w:color w:val="1F1F1F"/>
         </w:rPr>
         <w:pict>
-          <v:rect id="_x0000_i1031" style="width:0;height:1.5pt" o:hralign="center" o:hrstd="t" o:hrnoshade="t" o:hr="t" fillcolor="gray" stroked="f"/>
+          <v:rect id="_x0000_i1029" style="width:0;height:1.5pt" o:hralign="center" o:hrstd="t" o:hrnoshade="t" o:hr="t" fillcolor="gray" stroked="f"/>
         </w:pict>
       </w:r>
     </w:p>
@@ -1360,7 +2699,6 @@
         </w:rPr>
         <w:t xml:space="preserve"> </w:t>
       </w:r>
-      <w:bookmarkStart w:id="0" w:name="_GoBack"/>
       <w:r>
         <w:rPr>
           <w:color w:val="1F1F1F"/>
@@ -1368,7 +2706,6 @@
         </w:rPr>
         <w:t>DOCUMENTO DI CONTINUITÀ: Progetto Importazione "De Angeli"</w:t>
       </w:r>
-      <w:bookmarkEnd w:id="0"/>
     </w:p>
     <w:p>
       <w:pPr>
@@ -1568,6 +2905,7 @@
         <w:rPr>
           <w:color w:val="1F1F1F"/>
         </w:rPr>
+        <w:lastRenderedPageBreak/>
         <w:t xml:space="preserve">Generazione di una </w:t>
       </w:r>
       <w:r>
@@ -2267,7 +3605,6 @@
                 <w:color w:val="1F1F1F"/>
                 <w:bdr w:val="none" w:sz="0" w:space="0" w:color="auto" w:frame="1"/>
               </w:rPr>
-              <w:lastRenderedPageBreak/>
               <w:t>Servizio Trasformazione</w:t>
             </w:r>
           </w:p>
@@ -2798,6 +4135,7 @@
           <w:rFonts w:ascii="Segoe UI Symbol" w:hAnsi="Segoe UI Symbol" w:cs="Segoe UI Symbol"/>
           <w:color w:val="1F1F1F"/>
         </w:rPr>
+        <w:lastRenderedPageBreak/>
         <w:t>✅</w:t>
       </w:r>
       <w:r>
@@ -3164,6 +4502,7 @@
         </w:rPr>
         <w:t xml:space="preserve"> Implementazione dei metodi </w:t>
       </w:r>
+      <w:proofErr w:type="spellStart"/>
       <w:r>
         <w:rPr>
           <w:rStyle w:val="CodiceHTML"/>
@@ -3172,6 +4511,7 @@
         </w:rPr>
         <w:t>Insert</w:t>
       </w:r>
+      <w:proofErr w:type="spellEnd"/>
       <w:r>
         <w:rPr>
           <w:color w:val="1F1F1F"/>
@@ -3207,7 +4547,7 @@
           <w:color w:val="1F1F1F"/>
         </w:rPr>
         <w:pict>
-          <v:rect id="_x0000_i1032" style="width:0;height:1.5pt" o:hralign="center" o:hrstd="t" o:hrnoshade="t" o:hr="t" fillcolor="gray" stroked="f"/>
+          <v:rect id="_x0000_i1030" style="width:0;height:1.5pt" o:hralign="center" o:hrstd="t" o:hrnoshade="t" o:hr="t" fillcolor="gray" stroked="f"/>
         </w:pict>
       </w:r>
     </w:p>
@@ -3241,7 +4581,27 @@
           <w:color w:val="1F1F1F"/>
           <w:bdr w:val="none" w:sz="0" w:space="0" w:color="auto" w:frame="1"/>
         </w:rPr>
-        <w:t xml:space="preserve">Non procedere alla stesura del codice finché non sono chiari i campi del file Excel De Angeli, per evitare di dover rifare il mapping e i </w:t>
+        <w:t xml:space="preserve">Non procedere alla stesura del codice finché non sono chiari i campi del file Excel De Angeli, per evitare di dover rifare il </w:t>
+      </w:r>
+      <w:proofErr w:type="spellStart"/>
+      <w:r>
+        <w:rPr>
+          <w:i/>
+          <w:iCs/>
+          <w:color w:val="1F1F1F"/>
+          <w:bdr w:val="none" w:sz="0" w:space="0" w:color="auto" w:frame="1"/>
+        </w:rPr>
+        <w:t>mapping</w:t>
+      </w:r>
+      <w:proofErr w:type="spellEnd"/>
+      <w:r>
+        <w:rPr>
+          <w:i/>
+          <w:iCs/>
+          <w:color w:val="1F1F1F"/>
+          <w:bdr w:val="none" w:sz="0" w:space="0" w:color="auto" w:frame="1"/>
+        </w:rPr>
+        <w:t xml:space="preserve"> e i </w:t>
       </w:r>
       <w:proofErr w:type="spellStart"/>
       <w:r>
@@ -3802,6 +5162,155 @@
     </w:lvl>
   </w:abstractNum>
   <w:abstractNum w:abstractNumId="4" w15:restartNumberingAfterBreak="0">
+    <w:nsid w:val="24B61E3C"/>
+    <w:multiLevelType w:val="multilevel"/>
+    <w:tmpl w:val="22521EF2"/>
+    <w:lvl w:ilvl="0">
+      <w:start w:val="1"/>
+      <w:numFmt w:val="bullet"/>
+      <w:lvlText w:val=""/>
+      <w:lvlJc w:val="left"/>
+      <w:pPr>
+        <w:tabs>
+          <w:tab w:val="num" w:pos="720"/>
+        </w:tabs>
+        <w:ind w:left="720" w:hanging="360"/>
+      </w:pPr>
+      <w:rPr>
+        <w:rFonts w:ascii="Symbol" w:hAnsi="Symbol" w:hint="default"/>
+        <w:sz w:val="20"/>
+      </w:rPr>
+    </w:lvl>
+    <w:lvl w:ilvl="1" w:tentative="1">
+      <w:start w:val="1"/>
+      <w:numFmt w:val="bullet"/>
+      <w:lvlText w:val="o"/>
+      <w:lvlJc w:val="left"/>
+      <w:pPr>
+        <w:tabs>
+          <w:tab w:val="num" w:pos="1440"/>
+        </w:tabs>
+        <w:ind w:left="1440" w:hanging="360"/>
+      </w:pPr>
+      <w:rPr>
+        <w:rFonts w:ascii="Courier New" w:hAnsi="Courier New" w:hint="default"/>
+        <w:sz w:val="20"/>
+      </w:rPr>
+    </w:lvl>
+    <w:lvl w:ilvl="2" w:tentative="1">
+      <w:start w:val="1"/>
+      <w:numFmt w:val="bullet"/>
+      <w:lvlText w:val=""/>
+      <w:lvlJc w:val="left"/>
+      <w:pPr>
+        <w:tabs>
+          <w:tab w:val="num" w:pos="2160"/>
+        </w:tabs>
+        <w:ind w:left="2160" w:hanging="360"/>
+      </w:pPr>
+      <w:rPr>
+        <w:rFonts w:ascii="Wingdings" w:hAnsi="Wingdings" w:hint="default"/>
+        <w:sz w:val="20"/>
+      </w:rPr>
+    </w:lvl>
+    <w:lvl w:ilvl="3" w:tentative="1">
+      <w:start w:val="1"/>
+      <w:numFmt w:val="bullet"/>
+      <w:lvlText w:val=""/>
+      <w:lvlJc w:val="left"/>
+      <w:pPr>
+        <w:tabs>
+          <w:tab w:val="num" w:pos="2880"/>
+        </w:tabs>
+        <w:ind w:left="2880" w:hanging="360"/>
+      </w:pPr>
+      <w:rPr>
+        <w:rFonts w:ascii="Wingdings" w:hAnsi="Wingdings" w:hint="default"/>
+        <w:sz w:val="20"/>
+      </w:rPr>
+    </w:lvl>
+    <w:lvl w:ilvl="4" w:tentative="1">
+      <w:start w:val="1"/>
+      <w:numFmt w:val="bullet"/>
+      <w:lvlText w:val=""/>
+      <w:lvlJc w:val="left"/>
+      <w:pPr>
+        <w:tabs>
+          <w:tab w:val="num" w:pos="3600"/>
+        </w:tabs>
+        <w:ind w:left="3600" w:hanging="360"/>
+      </w:pPr>
+      <w:rPr>
+        <w:rFonts w:ascii="Wingdings" w:hAnsi="Wingdings" w:hint="default"/>
+        <w:sz w:val="20"/>
+      </w:rPr>
+    </w:lvl>
+    <w:lvl w:ilvl="5" w:tentative="1">
+      <w:start w:val="1"/>
+      <w:numFmt w:val="bullet"/>
+      <w:lvlText w:val=""/>
+      <w:lvlJc w:val="left"/>
+      <w:pPr>
+        <w:tabs>
+          <w:tab w:val="num" w:pos="4320"/>
+        </w:tabs>
+        <w:ind w:left="4320" w:hanging="360"/>
+      </w:pPr>
+      <w:rPr>
+        <w:rFonts w:ascii="Wingdings" w:hAnsi="Wingdings" w:hint="default"/>
+        <w:sz w:val="20"/>
+      </w:rPr>
+    </w:lvl>
+    <w:lvl w:ilvl="6" w:tentative="1">
+      <w:start w:val="1"/>
+      <w:numFmt w:val="bullet"/>
+      <w:lvlText w:val=""/>
+      <w:lvlJc w:val="left"/>
+      <w:pPr>
+        <w:tabs>
+          <w:tab w:val="num" w:pos="5040"/>
+        </w:tabs>
+        <w:ind w:left="5040" w:hanging="360"/>
+      </w:pPr>
+      <w:rPr>
+        <w:rFonts w:ascii="Wingdings" w:hAnsi="Wingdings" w:hint="default"/>
+        <w:sz w:val="20"/>
+      </w:rPr>
+    </w:lvl>
+    <w:lvl w:ilvl="7" w:tentative="1">
+      <w:start w:val="1"/>
+      <w:numFmt w:val="bullet"/>
+      <w:lvlText w:val=""/>
+      <w:lvlJc w:val="left"/>
+      <w:pPr>
+        <w:tabs>
+          <w:tab w:val="num" w:pos="5760"/>
+        </w:tabs>
+        <w:ind w:left="5760" w:hanging="360"/>
+      </w:pPr>
+      <w:rPr>
+        <w:rFonts w:ascii="Wingdings" w:hAnsi="Wingdings" w:hint="default"/>
+        <w:sz w:val="20"/>
+      </w:rPr>
+    </w:lvl>
+    <w:lvl w:ilvl="8" w:tentative="1">
+      <w:start w:val="1"/>
+      <w:numFmt w:val="bullet"/>
+      <w:lvlText w:val=""/>
+      <w:lvlJc w:val="left"/>
+      <w:pPr>
+        <w:tabs>
+          <w:tab w:val="num" w:pos="6480"/>
+        </w:tabs>
+        <w:ind w:left="6480" w:hanging="360"/>
+      </w:pPr>
+      <w:rPr>
+        <w:rFonts w:ascii="Wingdings" w:hAnsi="Wingdings" w:hint="default"/>
+        <w:sz w:val="20"/>
+      </w:rPr>
+    </w:lvl>
+  </w:abstractNum>
+  <w:abstractNum w:abstractNumId="5" w15:restartNumberingAfterBreak="0">
     <w:nsid w:val="30E87D3F"/>
     <w:multiLevelType w:val="multilevel"/>
     <w:tmpl w:val="62ACB6EA"/>
@@ -3914,7 +5423,305 @@
       </w:pPr>
     </w:lvl>
   </w:abstractNum>
-  <w:abstractNum w:abstractNumId="5" w15:restartNumberingAfterBreak="0">
+  <w:abstractNum w:abstractNumId="6" w15:restartNumberingAfterBreak="0">
+    <w:nsid w:val="4B8F037B"/>
+    <w:multiLevelType w:val="multilevel"/>
+    <w:tmpl w:val="5D9A72E2"/>
+    <w:lvl w:ilvl="0">
+      <w:start w:val="1"/>
+      <w:numFmt w:val="bullet"/>
+      <w:lvlText w:val=""/>
+      <w:lvlJc w:val="left"/>
+      <w:pPr>
+        <w:tabs>
+          <w:tab w:val="num" w:pos="720"/>
+        </w:tabs>
+        <w:ind w:left="720" w:hanging="360"/>
+      </w:pPr>
+      <w:rPr>
+        <w:rFonts w:ascii="Symbol" w:hAnsi="Symbol" w:hint="default"/>
+        <w:sz w:val="20"/>
+      </w:rPr>
+    </w:lvl>
+    <w:lvl w:ilvl="1">
+      <w:start w:val="1"/>
+      <w:numFmt w:val="bullet"/>
+      <w:lvlText w:val="o"/>
+      <w:lvlJc w:val="left"/>
+      <w:pPr>
+        <w:tabs>
+          <w:tab w:val="num" w:pos="1440"/>
+        </w:tabs>
+        <w:ind w:left="1440" w:hanging="360"/>
+      </w:pPr>
+      <w:rPr>
+        <w:rFonts w:ascii="Courier New" w:hAnsi="Courier New" w:hint="default"/>
+        <w:sz w:val="20"/>
+      </w:rPr>
+    </w:lvl>
+    <w:lvl w:ilvl="2" w:tentative="1">
+      <w:start w:val="1"/>
+      <w:numFmt w:val="bullet"/>
+      <w:lvlText w:val=""/>
+      <w:lvlJc w:val="left"/>
+      <w:pPr>
+        <w:tabs>
+          <w:tab w:val="num" w:pos="2160"/>
+        </w:tabs>
+        <w:ind w:left="2160" w:hanging="360"/>
+      </w:pPr>
+      <w:rPr>
+        <w:rFonts w:ascii="Wingdings" w:hAnsi="Wingdings" w:hint="default"/>
+        <w:sz w:val="20"/>
+      </w:rPr>
+    </w:lvl>
+    <w:lvl w:ilvl="3" w:tentative="1">
+      <w:start w:val="1"/>
+      <w:numFmt w:val="bullet"/>
+      <w:lvlText w:val=""/>
+      <w:lvlJc w:val="left"/>
+      <w:pPr>
+        <w:tabs>
+          <w:tab w:val="num" w:pos="2880"/>
+        </w:tabs>
+        <w:ind w:left="2880" w:hanging="360"/>
+      </w:pPr>
+      <w:rPr>
+        <w:rFonts w:ascii="Wingdings" w:hAnsi="Wingdings" w:hint="default"/>
+        <w:sz w:val="20"/>
+      </w:rPr>
+    </w:lvl>
+    <w:lvl w:ilvl="4" w:tentative="1">
+      <w:start w:val="1"/>
+      <w:numFmt w:val="bullet"/>
+      <w:lvlText w:val=""/>
+      <w:lvlJc w:val="left"/>
+      <w:pPr>
+        <w:tabs>
+          <w:tab w:val="num" w:pos="3600"/>
+        </w:tabs>
+        <w:ind w:left="3600" w:hanging="360"/>
+      </w:pPr>
+      <w:rPr>
+        <w:rFonts w:ascii="Wingdings" w:hAnsi="Wingdings" w:hint="default"/>
+        <w:sz w:val="20"/>
+      </w:rPr>
+    </w:lvl>
+    <w:lvl w:ilvl="5" w:tentative="1">
+      <w:start w:val="1"/>
+      <w:numFmt w:val="bullet"/>
+      <w:lvlText w:val=""/>
+      <w:lvlJc w:val="left"/>
+      <w:pPr>
+        <w:tabs>
+          <w:tab w:val="num" w:pos="4320"/>
+        </w:tabs>
+        <w:ind w:left="4320" w:hanging="360"/>
+      </w:pPr>
+      <w:rPr>
+        <w:rFonts w:ascii="Wingdings" w:hAnsi="Wingdings" w:hint="default"/>
+        <w:sz w:val="20"/>
+      </w:rPr>
+    </w:lvl>
+    <w:lvl w:ilvl="6" w:tentative="1">
+      <w:start w:val="1"/>
+      <w:numFmt w:val="bullet"/>
+      <w:lvlText w:val=""/>
+      <w:lvlJc w:val="left"/>
+      <w:pPr>
+        <w:tabs>
+          <w:tab w:val="num" w:pos="5040"/>
+        </w:tabs>
+        <w:ind w:left="5040" w:hanging="360"/>
+      </w:pPr>
+      <w:rPr>
+        <w:rFonts w:ascii="Wingdings" w:hAnsi="Wingdings" w:hint="default"/>
+        <w:sz w:val="20"/>
+      </w:rPr>
+    </w:lvl>
+    <w:lvl w:ilvl="7" w:tentative="1">
+      <w:start w:val="1"/>
+      <w:numFmt w:val="bullet"/>
+      <w:lvlText w:val=""/>
+      <w:lvlJc w:val="left"/>
+      <w:pPr>
+        <w:tabs>
+          <w:tab w:val="num" w:pos="5760"/>
+        </w:tabs>
+        <w:ind w:left="5760" w:hanging="360"/>
+      </w:pPr>
+      <w:rPr>
+        <w:rFonts w:ascii="Wingdings" w:hAnsi="Wingdings" w:hint="default"/>
+        <w:sz w:val="20"/>
+      </w:rPr>
+    </w:lvl>
+    <w:lvl w:ilvl="8" w:tentative="1">
+      <w:start w:val="1"/>
+      <w:numFmt w:val="bullet"/>
+      <w:lvlText w:val=""/>
+      <w:lvlJc w:val="left"/>
+      <w:pPr>
+        <w:tabs>
+          <w:tab w:val="num" w:pos="6480"/>
+        </w:tabs>
+        <w:ind w:left="6480" w:hanging="360"/>
+      </w:pPr>
+      <w:rPr>
+        <w:rFonts w:ascii="Wingdings" w:hAnsi="Wingdings" w:hint="default"/>
+        <w:sz w:val="20"/>
+      </w:rPr>
+    </w:lvl>
+  </w:abstractNum>
+  <w:abstractNum w:abstractNumId="7" w15:restartNumberingAfterBreak="0">
+    <w:nsid w:val="4F507A0A"/>
+    <w:multiLevelType w:val="multilevel"/>
+    <w:tmpl w:val="523E71E6"/>
+    <w:lvl w:ilvl="0">
+      <w:start w:val="1"/>
+      <w:numFmt w:val="bullet"/>
+      <w:lvlText w:val=""/>
+      <w:lvlJc w:val="left"/>
+      <w:pPr>
+        <w:tabs>
+          <w:tab w:val="num" w:pos="720"/>
+        </w:tabs>
+        <w:ind w:left="720" w:hanging="360"/>
+      </w:pPr>
+      <w:rPr>
+        <w:rFonts w:ascii="Symbol" w:hAnsi="Symbol" w:hint="default"/>
+        <w:sz w:val="20"/>
+      </w:rPr>
+    </w:lvl>
+    <w:lvl w:ilvl="1" w:tentative="1">
+      <w:start w:val="1"/>
+      <w:numFmt w:val="bullet"/>
+      <w:lvlText w:val="o"/>
+      <w:lvlJc w:val="left"/>
+      <w:pPr>
+        <w:tabs>
+          <w:tab w:val="num" w:pos="1440"/>
+        </w:tabs>
+        <w:ind w:left="1440" w:hanging="360"/>
+      </w:pPr>
+      <w:rPr>
+        <w:rFonts w:ascii="Courier New" w:hAnsi="Courier New" w:hint="default"/>
+        <w:sz w:val="20"/>
+      </w:rPr>
+    </w:lvl>
+    <w:lvl w:ilvl="2" w:tentative="1">
+      <w:start w:val="1"/>
+      <w:numFmt w:val="bullet"/>
+      <w:lvlText w:val=""/>
+      <w:lvlJc w:val="left"/>
+      <w:pPr>
+        <w:tabs>
+          <w:tab w:val="num" w:pos="2160"/>
+        </w:tabs>
+        <w:ind w:left="2160" w:hanging="360"/>
+      </w:pPr>
+      <w:rPr>
+        <w:rFonts w:ascii="Wingdings" w:hAnsi="Wingdings" w:hint="default"/>
+        <w:sz w:val="20"/>
+      </w:rPr>
+    </w:lvl>
+    <w:lvl w:ilvl="3" w:tentative="1">
+      <w:start w:val="1"/>
+      <w:numFmt w:val="bullet"/>
+      <w:lvlText w:val=""/>
+      <w:lvlJc w:val="left"/>
+      <w:pPr>
+        <w:tabs>
+          <w:tab w:val="num" w:pos="2880"/>
+        </w:tabs>
+        <w:ind w:left="2880" w:hanging="360"/>
+      </w:pPr>
+      <w:rPr>
+        <w:rFonts w:ascii="Wingdings" w:hAnsi="Wingdings" w:hint="default"/>
+        <w:sz w:val="20"/>
+      </w:rPr>
+    </w:lvl>
+    <w:lvl w:ilvl="4" w:tentative="1">
+      <w:start w:val="1"/>
+      <w:numFmt w:val="bullet"/>
+      <w:lvlText w:val=""/>
+      <w:lvlJc w:val="left"/>
+      <w:pPr>
+        <w:tabs>
+          <w:tab w:val="num" w:pos="3600"/>
+        </w:tabs>
+        <w:ind w:left="3600" w:hanging="360"/>
+      </w:pPr>
+      <w:rPr>
+        <w:rFonts w:ascii="Wingdings" w:hAnsi="Wingdings" w:hint="default"/>
+        <w:sz w:val="20"/>
+      </w:rPr>
+    </w:lvl>
+    <w:lvl w:ilvl="5" w:tentative="1">
+      <w:start w:val="1"/>
+      <w:numFmt w:val="bullet"/>
+      <w:lvlText w:val=""/>
+      <w:lvlJc w:val="left"/>
+      <w:pPr>
+        <w:tabs>
+          <w:tab w:val="num" w:pos="4320"/>
+        </w:tabs>
+        <w:ind w:left="4320" w:hanging="360"/>
+      </w:pPr>
+      <w:rPr>
+        <w:rFonts w:ascii="Wingdings" w:hAnsi="Wingdings" w:hint="default"/>
+        <w:sz w:val="20"/>
+      </w:rPr>
+    </w:lvl>
+    <w:lvl w:ilvl="6" w:tentative="1">
+      <w:start w:val="1"/>
+      <w:numFmt w:val="bullet"/>
+      <w:lvlText w:val=""/>
+      <w:lvlJc w:val="left"/>
+      <w:pPr>
+        <w:tabs>
+          <w:tab w:val="num" w:pos="5040"/>
+        </w:tabs>
+        <w:ind w:left="5040" w:hanging="360"/>
+      </w:pPr>
+      <w:rPr>
+        <w:rFonts w:ascii="Wingdings" w:hAnsi="Wingdings" w:hint="default"/>
+        <w:sz w:val="20"/>
+      </w:rPr>
+    </w:lvl>
+    <w:lvl w:ilvl="7" w:tentative="1">
+      <w:start w:val="1"/>
+      <w:numFmt w:val="bullet"/>
+      <w:lvlText w:val=""/>
+      <w:lvlJc w:val="left"/>
+      <w:pPr>
+        <w:tabs>
+          <w:tab w:val="num" w:pos="5760"/>
+        </w:tabs>
+        <w:ind w:left="5760" w:hanging="360"/>
+      </w:pPr>
+      <w:rPr>
+        <w:rFonts w:ascii="Wingdings" w:hAnsi="Wingdings" w:hint="default"/>
+        <w:sz w:val="20"/>
+      </w:rPr>
+    </w:lvl>
+    <w:lvl w:ilvl="8" w:tentative="1">
+      <w:start w:val="1"/>
+      <w:numFmt w:val="bullet"/>
+      <w:lvlText w:val=""/>
+      <w:lvlJc w:val="left"/>
+      <w:pPr>
+        <w:tabs>
+          <w:tab w:val="num" w:pos="6480"/>
+        </w:tabs>
+        <w:ind w:left="6480" w:hanging="360"/>
+      </w:pPr>
+      <w:rPr>
+        <w:rFonts w:ascii="Wingdings" w:hAnsi="Wingdings" w:hint="default"/>
+        <w:sz w:val="20"/>
+      </w:rPr>
+    </w:lvl>
+  </w:abstractNum>
+  <w:abstractNum w:abstractNumId="8" w15:restartNumberingAfterBreak="0">
     <w:nsid w:val="509933D3"/>
     <w:multiLevelType w:val="multilevel"/>
     <w:tmpl w:val="AC2C8D02"/>
@@ -4063,7 +5870,156 @@
       </w:rPr>
     </w:lvl>
   </w:abstractNum>
-  <w:abstractNum w:abstractNumId="6" w15:restartNumberingAfterBreak="0">
+  <w:abstractNum w:abstractNumId="9" w15:restartNumberingAfterBreak="0">
+    <w:nsid w:val="5CBE2FD1"/>
+    <w:multiLevelType w:val="multilevel"/>
+    <w:tmpl w:val="4BB2850C"/>
+    <w:lvl w:ilvl="0">
+      <w:start w:val="1"/>
+      <w:numFmt w:val="bullet"/>
+      <w:lvlText w:val=""/>
+      <w:lvlJc w:val="left"/>
+      <w:pPr>
+        <w:tabs>
+          <w:tab w:val="num" w:pos="720"/>
+        </w:tabs>
+        <w:ind w:left="720" w:hanging="360"/>
+      </w:pPr>
+      <w:rPr>
+        <w:rFonts w:ascii="Symbol" w:hAnsi="Symbol" w:hint="default"/>
+        <w:sz w:val="20"/>
+      </w:rPr>
+    </w:lvl>
+    <w:lvl w:ilvl="1" w:tentative="1">
+      <w:start w:val="1"/>
+      <w:numFmt w:val="bullet"/>
+      <w:lvlText w:val="o"/>
+      <w:lvlJc w:val="left"/>
+      <w:pPr>
+        <w:tabs>
+          <w:tab w:val="num" w:pos="1440"/>
+        </w:tabs>
+        <w:ind w:left="1440" w:hanging="360"/>
+      </w:pPr>
+      <w:rPr>
+        <w:rFonts w:ascii="Courier New" w:hAnsi="Courier New" w:hint="default"/>
+        <w:sz w:val="20"/>
+      </w:rPr>
+    </w:lvl>
+    <w:lvl w:ilvl="2" w:tentative="1">
+      <w:start w:val="1"/>
+      <w:numFmt w:val="bullet"/>
+      <w:lvlText w:val=""/>
+      <w:lvlJc w:val="left"/>
+      <w:pPr>
+        <w:tabs>
+          <w:tab w:val="num" w:pos="2160"/>
+        </w:tabs>
+        <w:ind w:left="2160" w:hanging="360"/>
+      </w:pPr>
+      <w:rPr>
+        <w:rFonts w:ascii="Wingdings" w:hAnsi="Wingdings" w:hint="default"/>
+        <w:sz w:val="20"/>
+      </w:rPr>
+    </w:lvl>
+    <w:lvl w:ilvl="3" w:tentative="1">
+      <w:start w:val="1"/>
+      <w:numFmt w:val="bullet"/>
+      <w:lvlText w:val=""/>
+      <w:lvlJc w:val="left"/>
+      <w:pPr>
+        <w:tabs>
+          <w:tab w:val="num" w:pos="2880"/>
+        </w:tabs>
+        <w:ind w:left="2880" w:hanging="360"/>
+      </w:pPr>
+      <w:rPr>
+        <w:rFonts w:ascii="Wingdings" w:hAnsi="Wingdings" w:hint="default"/>
+        <w:sz w:val="20"/>
+      </w:rPr>
+    </w:lvl>
+    <w:lvl w:ilvl="4" w:tentative="1">
+      <w:start w:val="1"/>
+      <w:numFmt w:val="bullet"/>
+      <w:lvlText w:val=""/>
+      <w:lvlJc w:val="left"/>
+      <w:pPr>
+        <w:tabs>
+          <w:tab w:val="num" w:pos="3600"/>
+        </w:tabs>
+        <w:ind w:left="3600" w:hanging="360"/>
+      </w:pPr>
+      <w:rPr>
+        <w:rFonts w:ascii="Wingdings" w:hAnsi="Wingdings" w:hint="default"/>
+        <w:sz w:val="20"/>
+      </w:rPr>
+    </w:lvl>
+    <w:lvl w:ilvl="5" w:tentative="1">
+      <w:start w:val="1"/>
+      <w:numFmt w:val="bullet"/>
+      <w:lvlText w:val=""/>
+      <w:lvlJc w:val="left"/>
+      <w:pPr>
+        <w:tabs>
+          <w:tab w:val="num" w:pos="4320"/>
+        </w:tabs>
+        <w:ind w:left="4320" w:hanging="360"/>
+      </w:pPr>
+      <w:rPr>
+        <w:rFonts w:ascii="Wingdings" w:hAnsi="Wingdings" w:hint="default"/>
+        <w:sz w:val="20"/>
+      </w:rPr>
+    </w:lvl>
+    <w:lvl w:ilvl="6" w:tentative="1">
+      <w:start w:val="1"/>
+      <w:numFmt w:val="bullet"/>
+      <w:lvlText w:val=""/>
+      <w:lvlJc w:val="left"/>
+      <w:pPr>
+        <w:tabs>
+          <w:tab w:val="num" w:pos="5040"/>
+        </w:tabs>
+        <w:ind w:left="5040" w:hanging="360"/>
+      </w:pPr>
+      <w:rPr>
+        <w:rFonts w:ascii="Wingdings" w:hAnsi="Wingdings" w:hint="default"/>
+        <w:sz w:val="20"/>
+      </w:rPr>
+    </w:lvl>
+    <w:lvl w:ilvl="7" w:tentative="1">
+      <w:start w:val="1"/>
+      <w:numFmt w:val="bullet"/>
+      <w:lvlText w:val=""/>
+      <w:lvlJc w:val="left"/>
+      <w:pPr>
+        <w:tabs>
+          <w:tab w:val="num" w:pos="5760"/>
+        </w:tabs>
+        <w:ind w:left="5760" w:hanging="360"/>
+      </w:pPr>
+      <w:rPr>
+        <w:rFonts w:ascii="Wingdings" w:hAnsi="Wingdings" w:hint="default"/>
+        <w:sz w:val="20"/>
+      </w:rPr>
+    </w:lvl>
+    <w:lvl w:ilvl="8" w:tentative="1">
+      <w:start w:val="1"/>
+      <w:numFmt w:val="bullet"/>
+      <w:lvlText w:val=""/>
+      <w:lvlJc w:val="left"/>
+      <w:pPr>
+        <w:tabs>
+          <w:tab w:val="num" w:pos="6480"/>
+        </w:tabs>
+        <w:ind w:left="6480" w:hanging="360"/>
+      </w:pPr>
+      <w:rPr>
+        <w:rFonts w:ascii="Wingdings" w:hAnsi="Wingdings" w:hint="default"/>
+        <w:sz w:val="20"/>
+      </w:rPr>
+    </w:lvl>
+  </w:abstractNum>
+  <w:abstractNum w:abstractNumId="10" w15:restartNumberingAfterBreak="0">
     <w:nsid w:val="5FD079E3"/>
     <w:multiLevelType w:val="multilevel"/>
     <w:tmpl w:val="8A1E29C0"/>
@@ -4212,7 +6168,156 @@
       </w:rPr>
     </w:lvl>
   </w:abstractNum>
-  <w:abstractNum w:abstractNumId="7" w15:restartNumberingAfterBreak="0">
+  <w:abstractNum w:abstractNumId="11" w15:restartNumberingAfterBreak="0">
+    <w:nsid w:val="62925568"/>
+    <w:multiLevelType w:val="multilevel"/>
+    <w:tmpl w:val="7592ED76"/>
+    <w:lvl w:ilvl="0">
+      <w:start w:val="1"/>
+      <w:numFmt w:val="bullet"/>
+      <w:lvlText w:val=""/>
+      <w:lvlJc w:val="left"/>
+      <w:pPr>
+        <w:tabs>
+          <w:tab w:val="num" w:pos="720"/>
+        </w:tabs>
+        <w:ind w:left="720" w:hanging="360"/>
+      </w:pPr>
+      <w:rPr>
+        <w:rFonts w:ascii="Symbol" w:hAnsi="Symbol" w:hint="default"/>
+        <w:sz w:val="20"/>
+      </w:rPr>
+    </w:lvl>
+    <w:lvl w:ilvl="1">
+      <w:start w:val="1"/>
+      <w:numFmt w:val="bullet"/>
+      <w:lvlText w:val="o"/>
+      <w:lvlJc w:val="left"/>
+      <w:pPr>
+        <w:tabs>
+          <w:tab w:val="num" w:pos="1440"/>
+        </w:tabs>
+        <w:ind w:left="1440" w:hanging="360"/>
+      </w:pPr>
+      <w:rPr>
+        <w:rFonts w:ascii="Courier New" w:hAnsi="Courier New" w:hint="default"/>
+        <w:sz w:val="20"/>
+      </w:rPr>
+    </w:lvl>
+    <w:lvl w:ilvl="2" w:tentative="1">
+      <w:start w:val="1"/>
+      <w:numFmt w:val="bullet"/>
+      <w:lvlText w:val=""/>
+      <w:lvlJc w:val="left"/>
+      <w:pPr>
+        <w:tabs>
+          <w:tab w:val="num" w:pos="2160"/>
+        </w:tabs>
+        <w:ind w:left="2160" w:hanging="360"/>
+      </w:pPr>
+      <w:rPr>
+        <w:rFonts w:ascii="Wingdings" w:hAnsi="Wingdings" w:hint="default"/>
+        <w:sz w:val="20"/>
+      </w:rPr>
+    </w:lvl>
+    <w:lvl w:ilvl="3" w:tentative="1">
+      <w:start w:val="1"/>
+      <w:numFmt w:val="bullet"/>
+      <w:lvlText w:val=""/>
+      <w:lvlJc w:val="left"/>
+      <w:pPr>
+        <w:tabs>
+          <w:tab w:val="num" w:pos="2880"/>
+        </w:tabs>
+        <w:ind w:left="2880" w:hanging="360"/>
+      </w:pPr>
+      <w:rPr>
+        <w:rFonts w:ascii="Wingdings" w:hAnsi="Wingdings" w:hint="default"/>
+        <w:sz w:val="20"/>
+      </w:rPr>
+    </w:lvl>
+    <w:lvl w:ilvl="4" w:tentative="1">
+      <w:start w:val="1"/>
+      <w:numFmt w:val="bullet"/>
+      <w:lvlText w:val=""/>
+      <w:lvlJc w:val="left"/>
+      <w:pPr>
+        <w:tabs>
+          <w:tab w:val="num" w:pos="3600"/>
+        </w:tabs>
+        <w:ind w:left="3600" w:hanging="360"/>
+      </w:pPr>
+      <w:rPr>
+        <w:rFonts w:ascii="Wingdings" w:hAnsi="Wingdings" w:hint="default"/>
+        <w:sz w:val="20"/>
+      </w:rPr>
+    </w:lvl>
+    <w:lvl w:ilvl="5" w:tentative="1">
+      <w:start w:val="1"/>
+      <w:numFmt w:val="bullet"/>
+      <w:lvlText w:val=""/>
+      <w:lvlJc w:val="left"/>
+      <w:pPr>
+        <w:tabs>
+          <w:tab w:val="num" w:pos="4320"/>
+        </w:tabs>
+        <w:ind w:left="4320" w:hanging="360"/>
+      </w:pPr>
+      <w:rPr>
+        <w:rFonts w:ascii="Wingdings" w:hAnsi="Wingdings" w:hint="default"/>
+        <w:sz w:val="20"/>
+      </w:rPr>
+    </w:lvl>
+    <w:lvl w:ilvl="6" w:tentative="1">
+      <w:start w:val="1"/>
+      <w:numFmt w:val="bullet"/>
+      <w:lvlText w:val=""/>
+      <w:lvlJc w:val="left"/>
+      <w:pPr>
+        <w:tabs>
+          <w:tab w:val="num" w:pos="5040"/>
+        </w:tabs>
+        <w:ind w:left="5040" w:hanging="360"/>
+      </w:pPr>
+      <w:rPr>
+        <w:rFonts w:ascii="Wingdings" w:hAnsi="Wingdings" w:hint="default"/>
+        <w:sz w:val="20"/>
+      </w:rPr>
+    </w:lvl>
+    <w:lvl w:ilvl="7" w:tentative="1">
+      <w:start w:val="1"/>
+      <w:numFmt w:val="bullet"/>
+      <w:lvlText w:val=""/>
+      <w:lvlJc w:val="left"/>
+      <w:pPr>
+        <w:tabs>
+          <w:tab w:val="num" w:pos="5760"/>
+        </w:tabs>
+        <w:ind w:left="5760" w:hanging="360"/>
+      </w:pPr>
+      <w:rPr>
+        <w:rFonts w:ascii="Wingdings" w:hAnsi="Wingdings" w:hint="default"/>
+        <w:sz w:val="20"/>
+      </w:rPr>
+    </w:lvl>
+    <w:lvl w:ilvl="8" w:tentative="1">
+      <w:start w:val="1"/>
+      <w:numFmt w:val="bullet"/>
+      <w:lvlText w:val=""/>
+      <w:lvlJc w:val="left"/>
+      <w:pPr>
+        <w:tabs>
+          <w:tab w:val="num" w:pos="6480"/>
+        </w:tabs>
+        <w:ind w:left="6480" w:hanging="360"/>
+      </w:pPr>
+      <w:rPr>
+        <w:rFonts w:ascii="Wingdings" w:hAnsi="Wingdings" w:hint="default"/>
+        <w:sz w:val="20"/>
+      </w:rPr>
+    </w:lvl>
+  </w:abstractNum>
+  <w:abstractNum w:abstractNumId="12" w15:restartNumberingAfterBreak="0">
     <w:nsid w:val="75A039A6"/>
     <w:multiLevelType w:val="multilevel"/>
     <w:tmpl w:val="A258830E"/>
@@ -4362,28 +6467,43 @@
     </w:lvl>
   </w:abstractNum>
   <w:num w:numId="1">
-    <w:abstractNumId w:val="5"/>
+    <w:abstractNumId w:val="8"/>
   </w:num>
   <w:num w:numId="2">
     <w:abstractNumId w:val="1"/>
   </w:num>
   <w:num w:numId="3">
-    <w:abstractNumId w:val="4"/>
+    <w:abstractNumId w:val="5"/>
   </w:num>
   <w:num w:numId="4">
     <w:abstractNumId w:val="0"/>
   </w:num>
   <w:num w:numId="5">
-    <w:abstractNumId w:val="7"/>
+    <w:abstractNumId w:val="12"/>
   </w:num>
   <w:num w:numId="6">
     <w:abstractNumId w:val="2"/>
   </w:num>
   <w:num w:numId="7">
-    <w:abstractNumId w:val="6"/>
+    <w:abstractNumId w:val="10"/>
   </w:num>
   <w:num w:numId="8">
     <w:abstractNumId w:val="3"/>
+  </w:num>
+  <w:num w:numId="9">
+    <w:abstractNumId w:val="11"/>
+  </w:num>
+  <w:num w:numId="10">
+    <w:abstractNumId w:val="4"/>
+  </w:num>
+  <w:num w:numId="11">
+    <w:abstractNumId w:val="6"/>
+  </w:num>
+  <w:num w:numId="12">
+    <w:abstractNumId w:val="9"/>
+  </w:num>
+  <w:num w:numId="13">
+    <w:abstractNumId w:val="7"/>
   </w:num>
 </w:numbering>
 </file>
